--- a/Защита информации/Дискреционный и мандатный принципы доступа к информационным ресурсам.docx
+++ b/Защита информации/Дискреционный и мандатный принципы доступа к информационным ресурсам.docx
@@ -1242,6 +1242,7 @@
         <w:jc w:val="center"/>
         <w:rPr>
           <w:rFonts w:ascii="Times New Roman" w:hAnsi="Times New Roman" w:cs="Times New Roman"/>
+          <w:bCs/>
           <w:color w:val="000000" w:themeColor="text1"/>
           <w:sz w:val="28"/>
           <w:szCs w:val="28"/>
@@ -1259,6 +1260,1570 @@
       </w:r>
       <w:bookmarkEnd w:id="0"/>
       <w:bookmarkEnd w:id="1"/>
+    </w:p>
+    <w:p>
+      <w:pPr>
+        <w:spacing w:line="360" w:lineRule="auto"/>
+        <w:ind w:firstLine="709"/>
+        <w:jc w:val="both"/>
+        <w:rPr>
+          <w:rFonts w:ascii="Times New Roman" w:hAnsi="Times New Roman" w:cs="Times New Roman"/>
+          <w:color w:val="000000" w:themeColor="text1"/>
+          <w:sz w:val="28"/>
+          <w:szCs w:val="28"/>
+          <w:lang w:val="ru-RU"/>
+        </w:rPr>
+      </w:pPr>
+      <w:r>
+        <w:rPr>
+          <w:rFonts w:ascii="Times New Roman" w:hAnsi="Times New Roman" w:cs="Times New Roman"/>
+          <w:b/>
+          <w:bCs/>
+          <w:color w:val="000000" w:themeColor="text1"/>
+          <w:sz w:val="28"/>
+          <w:szCs w:val="28"/>
+          <w:lang w:val="ru-RU"/>
+        </w:rPr>
+        <w:t>Введение.</w:t>
+      </w:r>
+      <w:r>
+        <w:rPr>
+          <w:rFonts w:ascii="Times New Roman" w:hAnsi="Times New Roman" w:cs="Times New Roman"/>
+          <w:color w:val="000000" w:themeColor="text1"/>
+          <w:sz w:val="28"/>
+          <w:szCs w:val="28"/>
+          <w:lang w:val="ru-RU"/>
+        </w:rPr>
+        <w:t> В области информационной безопасности </w:t>
+      </w:r>
+      <w:r>
+        <w:rPr>
+          <w:rFonts w:ascii="Times New Roman" w:hAnsi="Times New Roman" w:cs="Times New Roman"/>
+          <w:b/>
+          <w:bCs/>
+          <w:color w:val="000000" w:themeColor="text1"/>
+          <w:sz w:val="28"/>
+          <w:szCs w:val="28"/>
+          <w:lang w:val="ru-RU"/>
+        </w:rPr>
+        <w:t>«доступ»</w:t>
+      </w:r>
+      <w:r>
+        <w:rPr>
+          <w:rFonts w:ascii="Times New Roman" w:hAnsi="Times New Roman" w:cs="Times New Roman"/>
+          <w:color w:val="000000" w:themeColor="text1"/>
+          <w:sz w:val="28"/>
+          <w:szCs w:val="28"/>
+          <w:lang w:val="ru-RU"/>
+        </w:rPr>
+        <w:t> означает право пользователя или процесса (субъекта) выполнять операции (читать, записывать и т.д.) с каким</w:t>
+      </w:r>
+      <w:r>
+        <w:rPr>
+          <w:rFonts w:ascii="Times New Roman" w:hAnsi="Times New Roman" w:cs="Times New Roman"/>
+          <w:color w:val="000000" w:themeColor="text1"/>
+          <w:sz w:val="28"/>
+          <w:szCs w:val="28"/>
+          <w:lang w:val="ru-RU"/>
+        </w:rPr>
+        <w:noBreakHyphen/>
+        <w:t>либо ресурсом (объектом) – файлом, базой данных, сетью и т.п. Для защиты информации вводятся правила, </w:t>
+      </w:r>
+      <w:r>
+        <w:rPr>
+          <w:rFonts w:ascii="Times New Roman" w:hAnsi="Times New Roman" w:cs="Times New Roman"/>
+          <w:b/>
+          <w:bCs/>
+          <w:color w:val="000000" w:themeColor="text1"/>
+          <w:sz w:val="28"/>
+          <w:szCs w:val="28"/>
+          <w:lang w:val="ru-RU"/>
+        </w:rPr>
+        <w:t>кто и что может делать</w:t>
+      </w:r>
+      <w:r>
+        <w:rPr>
+          <w:rFonts w:ascii="Times New Roman" w:hAnsi="Times New Roman" w:cs="Times New Roman"/>
+          <w:color w:val="000000" w:themeColor="text1"/>
+          <w:sz w:val="28"/>
+          <w:szCs w:val="28"/>
+          <w:lang w:val="ru-RU"/>
+        </w:rPr>
+        <w:t> с этими ресурсами. Существует несколько моделей разграничения доступа. Мы рассмотрим два классических принципа: </w:t>
+      </w:r>
+      <w:r>
+        <w:rPr>
+          <w:rFonts w:ascii="Times New Roman" w:hAnsi="Times New Roman" w:cs="Times New Roman"/>
+          <w:b/>
+          <w:bCs/>
+          <w:color w:val="000000" w:themeColor="text1"/>
+          <w:sz w:val="28"/>
+          <w:szCs w:val="28"/>
+          <w:lang w:val="ru-RU"/>
+        </w:rPr>
+        <w:t>дискреционный</w:t>
+      </w:r>
+      <w:r>
+        <w:rPr>
+          <w:rFonts w:ascii="Times New Roman" w:hAnsi="Times New Roman" w:cs="Times New Roman"/>
+          <w:color w:val="000000" w:themeColor="text1"/>
+          <w:sz w:val="28"/>
+          <w:szCs w:val="28"/>
+          <w:lang w:val="ru-RU"/>
+        </w:rPr>
+        <w:t> (избирательный) и </w:t>
+      </w:r>
+      <w:r>
+        <w:rPr>
+          <w:rFonts w:ascii="Times New Roman" w:hAnsi="Times New Roman" w:cs="Times New Roman"/>
+          <w:b/>
+          <w:bCs/>
+          <w:color w:val="000000" w:themeColor="text1"/>
+          <w:sz w:val="28"/>
+          <w:szCs w:val="28"/>
+          <w:lang w:val="ru-RU"/>
+        </w:rPr>
+        <w:t>мандатный</w:t>
+      </w:r>
+      <w:r>
+        <w:rPr>
+          <w:rFonts w:ascii="Times New Roman" w:hAnsi="Times New Roman" w:cs="Times New Roman"/>
+          <w:color w:val="000000" w:themeColor="text1"/>
+          <w:sz w:val="28"/>
+          <w:szCs w:val="28"/>
+          <w:lang w:val="ru-RU"/>
+        </w:rPr>
+        <w:t> (обязательный) контроль доступа. При дискреционном контроле владелец ресурса сам решает, кому какие права дать, тогда как при мандатном контроле система опирается на закреплённые политикой </w:t>
+      </w:r>
+      <w:r>
+        <w:rPr>
+          <w:rFonts w:ascii="Times New Roman" w:hAnsi="Times New Roman" w:cs="Times New Roman"/>
+          <w:b/>
+          <w:bCs/>
+          <w:color w:val="000000" w:themeColor="text1"/>
+          <w:sz w:val="28"/>
+          <w:szCs w:val="28"/>
+          <w:lang w:val="ru-RU"/>
+        </w:rPr>
+        <w:t>уровни секретности (допуски)</w:t>
+      </w:r>
+      <w:r>
+        <w:rPr>
+          <w:rFonts w:ascii="Times New Roman" w:hAnsi="Times New Roman" w:cs="Times New Roman"/>
+          <w:color w:val="000000" w:themeColor="text1"/>
+          <w:sz w:val="28"/>
+          <w:szCs w:val="28"/>
+          <w:lang w:val="ru-RU"/>
+        </w:rPr>
+        <w:t>. Оба принципа лежат в основе теории контроля доступа, но применяются в разных сценариях.</w:t>
+      </w:r>
+    </w:p>
+    <w:p>
+      <w:pPr>
+        <w:spacing w:line="360" w:lineRule="auto"/>
+        <w:ind w:firstLine="709"/>
+        <w:jc w:val="both"/>
+        <w:rPr>
+          <w:rFonts w:ascii="Times New Roman" w:hAnsi="Times New Roman" w:cs="Times New Roman"/>
+          <w:b/>
+          <w:bCs/>
+          <w:color w:val="000000" w:themeColor="text1"/>
+          <w:sz w:val="28"/>
+          <w:szCs w:val="28"/>
+          <w:lang w:val="ru-RU"/>
+        </w:rPr>
+      </w:pPr>
+      <w:r>
+        <w:rPr>
+          <w:rFonts w:ascii="Times New Roman" w:hAnsi="Times New Roman" w:cs="Times New Roman"/>
+          <w:b/>
+          <w:bCs/>
+          <w:color w:val="000000" w:themeColor="text1"/>
+          <w:sz w:val="28"/>
+          <w:szCs w:val="28"/>
+          <w:lang w:val="ru-RU"/>
+        </w:rPr>
+        <w:t>Дискреционный (избирательный) контроль доступа</w:t>
+      </w:r>
+    </w:p>
+    <w:p>
+      <w:pPr>
+        <w:spacing w:line="360" w:lineRule="auto"/>
+        <w:ind w:firstLine="709"/>
+        <w:jc w:val="both"/>
+        <w:rPr>
+          <w:rFonts w:ascii="Times New Roman" w:hAnsi="Times New Roman" w:cs="Times New Roman"/>
+          <w:color w:val="000000" w:themeColor="text1"/>
+          <w:sz w:val="28"/>
+          <w:szCs w:val="28"/>
+          <w:lang w:val="ru-RU"/>
+        </w:rPr>
+      </w:pPr>
+      <w:r>
+        <w:rPr>
+          <w:rFonts w:ascii="Times New Roman" w:hAnsi="Times New Roman" w:cs="Times New Roman"/>
+          <w:b/>
+          <w:bCs/>
+          <w:color w:val="000000" w:themeColor="text1"/>
+          <w:sz w:val="28"/>
+          <w:szCs w:val="28"/>
+          <w:lang w:val="ru-RU"/>
+        </w:rPr>
+        <w:t>Что это:</w:t>
+      </w:r>
+      <w:r>
+        <w:rPr>
+          <w:rFonts w:ascii="Times New Roman" w:hAnsi="Times New Roman" w:cs="Times New Roman"/>
+          <w:color w:val="000000" w:themeColor="text1"/>
+          <w:sz w:val="28"/>
+          <w:szCs w:val="28"/>
+          <w:lang w:val="ru-RU"/>
+        </w:rPr>
+        <w:t> Дискреционный контроль доступа (</w:t>
+      </w:r>
+      <w:proofErr w:type="spellStart"/>
+      <w:r>
+        <w:rPr>
+          <w:rFonts w:ascii="Times New Roman" w:hAnsi="Times New Roman" w:cs="Times New Roman"/>
+          <w:color w:val="000000" w:themeColor="text1"/>
+          <w:sz w:val="28"/>
+          <w:szCs w:val="28"/>
+          <w:lang w:val="ru-RU"/>
+        </w:rPr>
+        <w:t>Discretionary</w:t>
+      </w:r>
+      <w:proofErr w:type="spellEnd"/>
+      <w:r>
+        <w:rPr>
+          <w:rFonts w:ascii="Times New Roman" w:hAnsi="Times New Roman" w:cs="Times New Roman"/>
+          <w:color w:val="000000" w:themeColor="text1"/>
+          <w:sz w:val="28"/>
+          <w:szCs w:val="28"/>
+          <w:lang w:val="ru-RU"/>
+        </w:rPr>
+        <w:t xml:space="preserve"> Access Control, DAC) – это способ ограничения доступа, при котором </w:t>
+      </w:r>
+      <w:r>
+        <w:rPr>
+          <w:rFonts w:ascii="Times New Roman" w:hAnsi="Times New Roman" w:cs="Times New Roman"/>
+          <w:b/>
+          <w:bCs/>
+          <w:color w:val="000000" w:themeColor="text1"/>
+          <w:sz w:val="28"/>
+          <w:szCs w:val="28"/>
+          <w:lang w:val="ru-RU"/>
+        </w:rPr>
+        <w:t>владелец ресурса</w:t>
+      </w:r>
+      <w:r>
+        <w:rPr>
+          <w:rFonts w:ascii="Times New Roman" w:hAnsi="Times New Roman" w:cs="Times New Roman"/>
+          <w:color w:val="000000" w:themeColor="text1"/>
+          <w:sz w:val="28"/>
+          <w:szCs w:val="28"/>
+          <w:lang w:val="ru-RU"/>
+        </w:rPr>
+        <w:t> сам управляет, кому разрешено пользоваться этим ресурсом. Проще говоря, создатель файла (или каталогов) сам решает, кто может его читать, изменять или удалять. Так описывают «суть» дискреционного контроля: «Владелец файла сам решает, кому дать доступ. «Я создал документ — я разрешил коллеге его читать»».</w:t>
+      </w:r>
+    </w:p>
+    <w:p>
+      <w:pPr>
+        <w:spacing w:line="360" w:lineRule="auto"/>
+        <w:ind w:firstLine="709"/>
+        <w:jc w:val="both"/>
+        <w:rPr>
+          <w:rFonts w:ascii="Times New Roman" w:hAnsi="Times New Roman" w:cs="Times New Roman"/>
+          <w:color w:val="000000" w:themeColor="text1"/>
+          <w:sz w:val="28"/>
+          <w:szCs w:val="28"/>
+          <w:lang w:val="ru-RU"/>
+        </w:rPr>
+      </w:pPr>
+      <w:r>
+        <w:rPr>
+          <w:rFonts w:ascii="Times New Roman" w:hAnsi="Times New Roman" w:cs="Times New Roman"/>
+          <w:color w:val="000000" w:themeColor="text1"/>
+          <w:sz w:val="28"/>
+          <w:szCs w:val="28"/>
+          <w:lang w:val="ru-RU"/>
+        </w:rPr>
+        <w:t> </w:t>
+      </w:r>
+    </w:p>
+    <w:p>
+      <w:pPr>
+        <w:spacing w:line="360" w:lineRule="auto"/>
+        <w:ind w:firstLine="709"/>
+        <w:jc w:val="both"/>
+        <w:rPr>
+          <w:rFonts w:ascii="Times New Roman" w:hAnsi="Times New Roman" w:cs="Times New Roman"/>
+          <w:color w:val="000000" w:themeColor="text1"/>
+          <w:sz w:val="28"/>
+          <w:szCs w:val="28"/>
+          <w:lang w:val="ru-RU"/>
+        </w:rPr>
+      </w:pPr>
+      <w:r>
+        <w:rPr>
+          <w:rFonts w:ascii="Times New Roman" w:hAnsi="Times New Roman" w:cs="Times New Roman"/>
+          <w:b/>
+          <w:bCs/>
+          <w:color w:val="000000" w:themeColor="text1"/>
+          <w:sz w:val="28"/>
+          <w:szCs w:val="28"/>
+          <w:lang w:val="ru-RU"/>
+        </w:rPr>
+        <w:t>Как реализуется</w:t>
+      </w:r>
+      <w:proofErr w:type="gramStart"/>
+      <w:r>
+        <w:rPr>
+          <w:rFonts w:ascii="Times New Roman" w:hAnsi="Times New Roman" w:cs="Times New Roman"/>
+          <w:b/>
+          <w:bCs/>
+          <w:color w:val="000000" w:themeColor="text1"/>
+          <w:sz w:val="28"/>
+          <w:szCs w:val="28"/>
+          <w:lang w:val="ru-RU"/>
+        </w:rPr>
+        <w:t>:</w:t>
+      </w:r>
+      <w:r>
+        <w:rPr>
+          <w:rFonts w:ascii="Times New Roman" w:hAnsi="Times New Roman" w:cs="Times New Roman"/>
+          <w:color w:val="000000" w:themeColor="text1"/>
+          <w:sz w:val="28"/>
+          <w:szCs w:val="28"/>
+          <w:lang w:val="ru-RU"/>
+        </w:rPr>
+        <w:t> Технически</w:t>
+      </w:r>
+      <w:proofErr w:type="gramEnd"/>
+      <w:r>
+        <w:rPr>
+          <w:rFonts w:ascii="Times New Roman" w:hAnsi="Times New Roman" w:cs="Times New Roman"/>
+          <w:color w:val="000000" w:themeColor="text1"/>
+          <w:sz w:val="28"/>
+          <w:szCs w:val="28"/>
+          <w:lang w:val="ru-RU"/>
+        </w:rPr>
+        <w:t xml:space="preserve"> DAC часто строится на </w:t>
+      </w:r>
+      <w:r>
+        <w:rPr>
+          <w:rFonts w:ascii="Times New Roman" w:hAnsi="Times New Roman" w:cs="Times New Roman"/>
+          <w:b/>
+          <w:bCs/>
+          <w:color w:val="000000" w:themeColor="text1"/>
+          <w:sz w:val="28"/>
+          <w:szCs w:val="28"/>
+          <w:lang w:val="ru-RU"/>
+        </w:rPr>
+        <w:t>списках контроля доступа (ACL)</w:t>
+      </w:r>
+      <w:r>
+        <w:rPr>
+          <w:rFonts w:ascii="Times New Roman" w:hAnsi="Times New Roman" w:cs="Times New Roman"/>
+          <w:color w:val="000000" w:themeColor="text1"/>
+          <w:sz w:val="28"/>
+          <w:szCs w:val="28"/>
+          <w:lang w:val="ru-RU"/>
+        </w:rPr>
+        <w:t> или </w:t>
+      </w:r>
+      <w:r>
+        <w:rPr>
+          <w:rFonts w:ascii="Times New Roman" w:hAnsi="Times New Roman" w:cs="Times New Roman"/>
+          <w:b/>
+          <w:bCs/>
+          <w:color w:val="000000" w:themeColor="text1"/>
+          <w:sz w:val="28"/>
+          <w:szCs w:val="28"/>
+          <w:lang w:val="ru-RU"/>
+        </w:rPr>
+        <w:t>матрице доступа</w:t>
+      </w:r>
+      <w:r>
+        <w:rPr>
+          <w:rFonts w:ascii="Times New Roman" w:hAnsi="Times New Roman" w:cs="Times New Roman"/>
+          <w:color w:val="000000" w:themeColor="text1"/>
+          <w:sz w:val="28"/>
+          <w:szCs w:val="28"/>
+          <w:lang w:val="ru-RU"/>
+        </w:rPr>
+        <w:t>. В таблице или списке для каждой пары «пользователь–ресурс» указываются разрешённые операции (например, чтение или запись). Каждый файл в системе имеет владельца (</w:t>
+      </w:r>
+      <w:proofErr w:type="spellStart"/>
+      <w:r>
+        <w:rPr>
+          <w:rFonts w:ascii="Times New Roman" w:hAnsi="Times New Roman" w:cs="Times New Roman"/>
+          <w:color w:val="000000" w:themeColor="text1"/>
+          <w:sz w:val="28"/>
+          <w:szCs w:val="28"/>
+          <w:lang w:val="ru-RU"/>
+        </w:rPr>
+        <w:t>creator</w:t>
+      </w:r>
+      <w:proofErr w:type="spellEnd"/>
+      <w:r>
+        <w:rPr>
+          <w:rFonts w:ascii="Times New Roman" w:hAnsi="Times New Roman" w:cs="Times New Roman"/>
+          <w:color w:val="000000" w:themeColor="text1"/>
+          <w:sz w:val="28"/>
+          <w:szCs w:val="28"/>
+          <w:lang w:val="ru-RU"/>
+        </w:rPr>
+        <w:t xml:space="preserve">) – именно он устанавливает свои права доступа. Упрощённо: если пользователь создал файл, </w:t>
+      </w:r>
+      <w:r>
+        <w:rPr>
+          <w:rFonts w:ascii="Times New Roman" w:hAnsi="Times New Roman" w:cs="Times New Roman"/>
+          <w:color w:val="000000" w:themeColor="text1"/>
+          <w:sz w:val="28"/>
+          <w:szCs w:val="28"/>
+          <w:lang w:val="ru-RU"/>
+        </w:rPr>
+        <w:lastRenderedPageBreak/>
+        <w:t>он может передать другим пользователям права на него (например, дать разрешение на чтение или запись). Некоторые системы также вводят </w:t>
+      </w:r>
+      <w:r>
+        <w:rPr>
+          <w:rFonts w:ascii="Times New Roman" w:hAnsi="Times New Roman" w:cs="Times New Roman"/>
+          <w:b/>
+          <w:bCs/>
+          <w:color w:val="000000" w:themeColor="text1"/>
+          <w:sz w:val="28"/>
+          <w:szCs w:val="28"/>
+          <w:lang w:val="ru-RU"/>
+        </w:rPr>
+        <w:t>суперпользователя</w:t>
+      </w:r>
+      <w:r>
+        <w:rPr>
+          <w:rFonts w:ascii="Times New Roman" w:hAnsi="Times New Roman" w:cs="Times New Roman"/>
+          <w:color w:val="000000" w:themeColor="text1"/>
+          <w:sz w:val="28"/>
+          <w:szCs w:val="28"/>
+          <w:lang w:val="ru-RU"/>
+        </w:rPr>
+        <w:t> (админа) с правом менять любые права. Большинство операционных систем (Unix, Windows) используют именно такую схему DAC.</w:t>
+      </w:r>
+    </w:p>
+    <w:p>
+      <w:pPr>
+        <w:spacing w:line="360" w:lineRule="auto"/>
+        <w:ind w:firstLine="709"/>
+        <w:jc w:val="both"/>
+        <w:rPr>
+          <w:rFonts w:ascii="Times New Roman" w:hAnsi="Times New Roman" w:cs="Times New Roman"/>
+          <w:color w:val="000000" w:themeColor="text1"/>
+          <w:sz w:val="28"/>
+          <w:szCs w:val="28"/>
+          <w:lang w:val="ru-RU"/>
+        </w:rPr>
+      </w:pPr>
+      <w:r>
+        <w:rPr>
+          <w:rFonts w:ascii="Times New Roman" w:hAnsi="Times New Roman" w:cs="Times New Roman"/>
+          <w:color w:val="000000" w:themeColor="text1"/>
+          <w:sz w:val="28"/>
+          <w:szCs w:val="28"/>
+          <w:lang w:val="ru-RU"/>
+        </w:rPr>
+        <w:t> </w:t>
+      </w:r>
+    </w:p>
+    <w:p>
+      <w:pPr>
+        <w:spacing w:line="360" w:lineRule="auto"/>
+        <w:ind w:firstLine="709"/>
+        <w:jc w:val="both"/>
+        <w:rPr>
+          <w:rFonts w:ascii="Times New Roman" w:hAnsi="Times New Roman" w:cs="Times New Roman"/>
+          <w:color w:val="000000" w:themeColor="text1"/>
+          <w:sz w:val="28"/>
+          <w:szCs w:val="28"/>
+          <w:lang w:val="ru-RU"/>
+        </w:rPr>
+      </w:pPr>
+      <w:r>
+        <w:rPr>
+          <w:rFonts w:ascii="Times New Roman" w:hAnsi="Times New Roman" w:cs="Times New Roman"/>
+          <w:b/>
+          <w:bCs/>
+          <w:color w:val="000000" w:themeColor="text1"/>
+          <w:sz w:val="28"/>
+          <w:szCs w:val="28"/>
+          <w:lang w:val="ru-RU"/>
+        </w:rPr>
+        <w:t>Плюсы и минусы:</w:t>
+      </w:r>
+      <w:r>
+        <w:rPr>
+          <w:rFonts w:ascii="Times New Roman" w:hAnsi="Times New Roman" w:cs="Times New Roman"/>
+          <w:color w:val="000000" w:themeColor="text1"/>
+          <w:sz w:val="28"/>
+          <w:szCs w:val="28"/>
+          <w:lang w:val="ru-RU"/>
+        </w:rPr>
+        <w:t> Главным преимуществом дискреционного контроля является </w:t>
+      </w:r>
+      <w:r>
+        <w:rPr>
+          <w:rFonts w:ascii="Times New Roman" w:hAnsi="Times New Roman" w:cs="Times New Roman"/>
+          <w:b/>
+          <w:bCs/>
+          <w:color w:val="000000" w:themeColor="text1"/>
+          <w:sz w:val="28"/>
+          <w:szCs w:val="28"/>
+          <w:lang w:val="ru-RU"/>
+        </w:rPr>
+        <w:t>гибкость и простота</w:t>
+      </w:r>
+      <w:r>
+        <w:rPr>
+          <w:rFonts w:ascii="Times New Roman" w:hAnsi="Times New Roman" w:cs="Times New Roman"/>
+          <w:color w:val="000000" w:themeColor="text1"/>
+          <w:sz w:val="28"/>
+          <w:szCs w:val="28"/>
+          <w:lang w:val="ru-RU"/>
+        </w:rPr>
+        <w:t> – пользователям удобно самим назначать права там, где это необходимо. Однако есть и недостатки: во-первых, политика доступа не централизована, и каждый владелец ведёт свои списки разрешений. Это может привести к «хаосу в правах» и ошибкам, если кто</w:t>
+      </w:r>
+      <w:proofErr w:type="gramStart"/>
+      <w:r>
+        <w:rPr>
+          <w:rFonts w:ascii="Times New Roman" w:hAnsi="Times New Roman" w:cs="Times New Roman"/>
+          <w:color w:val="000000" w:themeColor="text1"/>
+          <w:sz w:val="28"/>
+          <w:szCs w:val="28"/>
+          <w:lang w:val="ru-RU"/>
+        </w:rPr>
+        <w:noBreakHyphen/>
+      </w:r>
+      <w:proofErr w:type="gramEnd"/>
+      <w:r>
+        <w:rPr>
+          <w:rFonts w:ascii="Times New Roman" w:hAnsi="Times New Roman" w:cs="Times New Roman"/>
+          <w:color w:val="000000" w:themeColor="text1"/>
+          <w:sz w:val="28"/>
+          <w:szCs w:val="28"/>
+          <w:lang w:val="ru-RU"/>
+        </w:rPr>
+        <w:t>то случайно или преднамеренно предоставит лишние полномочия. Во-вторых, DAC не защищает от злоупотреблений привилегиями самих пользователей: имея право доступа, злоумышленник (или вирус в учётке пользователя) может свободно им распоряжаться. Наконец, расширить или пересмотреть все права в большой системе с DAC сложнее из</w:t>
+      </w:r>
+      <w:r>
+        <w:rPr>
+          <w:rFonts w:ascii="Times New Roman" w:hAnsi="Times New Roman" w:cs="Times New Roman"/>
+          <w:color w:val="000000" w:themeColor="text1"/>
+          <w:sz w:val="28"/>
+          <w:szCs w:val="28"/>
+          <w:lang w:val="ru-RU"/>
+        </w:rPr>
+        <w:noBreakHyphen/>
+        <w:t>за фрагментированных списков прав.</w:t>
+      </w:r>
+    </w:p>
+    <w:p>
+      <w:pPr>
+        <w:spacing w:line="360" w:lineRule="auto"/>
+        <w:ind w:firstLine="709"/>
+        <w:jc w:val="both"/>
+        <w:rPr>
+          <w:rFonts w:ascii="Times New Roman" w:hAnsi="Times New Roman" w:cs="Times New Roman"/>
+          <w:b/>
+          <w:bCs/>
+          <w:color w:val="000000" w:themeColor="text1"/>
+          <w:sz w:val="28"/>
+          <w:szCs w:val="28"/>
+          <w:lang w:val="ru-RU"/>
+        </w:rPr>
+      </w:pPr>
+      <w:r>
+        <w:rPr>
+          <w:rFonts w:ascii="Times New Roman" w:hAnsi="Times New Roman" w:cs="Times New Roman"/>
+          <w:b/>
+          <w:bCs/>
+          <w:color w:val="000000" w:themeColor="text1"/>
+          <w:sz w:val="28"/>
+          <w:szCs w:val="28"/>
+          <w:lang w:val="ru-RU"/>
+        </w:rPr>
+        <w:t>Мандатный (обязательный) контроль доступа</w:t>
+      </w:r>
+    </w:p>
+    <w:p>
+      <w:pPr>
+        <w:spacing w:line="360" w:lineRule="auto"/>
+        <w:ind w:firstLine="709"/>
+        <w:jc w:val="both"/>
+        <w:rPr>
+          <w:rFonts w:ascii="Times New Roman" w:hAnsi="Times New Roman" w:cs="Times New Roman"/>
+          <w:color w:val="000000" w:themeColor="text1"/>
+          <w:sz w:val="28"/>
+          <w:szCs w:val="28"/>
+          <w:lang w:val="ru-RU"/>
+        </w:rPr>
+      </w:pPr>
+      <w:r>
+        <w:rPr>
+          <w:rFonts w:ascii="Times New Roman" w:hAnsi="Times New Roman" w:cs="Times New Roman"/>
+          <w:b/>
+          <w:bCs/>
+          <w:color w:val="000000" w:themeColor="text1"/>
+          <w:sz w:val="28"/>
+          <w:szCs w:val="28"/>
+          <w:lang w:val="ru-RU"/>
+        </w:rPr>
+        <w:t>Что это:</w:t>
+      </w:r>
+      <w:r>
+        <w:rPr>
+          <w:rFonts w:ascii="Times New Roman" w:hAnsi="Times New Roman" w:cs="Times New Roman"/>
+          <w:color w:val="000000" w:themeColor="text1"/>
+          <w:sz w:val="28"/>
+          <w:szCs w:val="28"/>
+          <w:lang w:val="ru-RU"/>
+        </w:rPr>
+        <w:t> Мандатный контроль доступа (</w:t>
+      </w:r>
+      <w:proofErr w:type="spellStart"/>
+      <w:r>
+        <w:rPr>
+          <w:rFonts w:ascii="Times New Roman" w:hAnsi="Times New Roman" w:cs="Times New Roman"/>
+          <w:color w:val="000000" w:themeColor="text1"/>
+          <w:sz w:val="28"/>
+          <w:szCs w:val="28"/>
+          <w:lang w:val="ru-RU"/>
+        </w:rPr>
+        <w:t>Mandatory</w:t>
+      </w:r>
+      <w:proofErr w:type="spellEnd"/>
+      <w:r>
+        <w:rPr>
+          <w:rFonts w:ascii="Times New Roman" w:hAnsi="Times New Roman" w:cs="Times New Roman"/>
+          <w:color w:val="000000" w:themeColor="text1"/>
+          <w:sz w:val="28"/>
+          <w:szCs w:val="28"/>
+          <w:lang w:val="ru-RU"/>
+        </w:rPr>
+        <w:t xml:space="preserve"> Access Control, MAC) – это строгая схема, при которой система сама определяет, </w:t>
+      </w:r>
+      <w:r>
+        <w:rPr>
+          <w:rFonts w:ascii="Times New Roman" w:hAnsi="Times New Roman" w:cs="Times New Roman"/>
+          <w:b/>
+          <w:bCs/>
+          <w:color w:val="000000" w:themeColor="text1"/>
+          <w:sz w:val="28"/>
+          <w:szCs w:val="28"/>
+          <w:lang w:val="ru-RU"/>
+        </w:rPr>
+        <w:t>кому можно обращаться к какой информации</w:t>
+      </w:r>
+      <w:r>
+        <w:rPr>
+          <w:rFonts w:ascii="Times New Roman" w:hAnsi="Times New Roman" w:cs="Times New Roman"/>
+          <w:color w:val="000000" w:themeColor="text1"/>
+          <w:sz w:val="28"/>
+          <w:szCs w:val="28"/>
+          <w:lang w:val="ru-RU"/>
+        </w:rPr>
+        <w:t> на основе заранее заданных меток (уровней) секретности. Говорят, что при MAC доступ контролируется «по служебному допуску». Каждому ресурсу (файлу, базе) присваивается метка конфиденциальности (например, «несекретно», «секретно», «совершенно секретно»), а каждому пользователю – уровень допуска (</w:t>
+      </w:r>
+      <w:proofErr w:type="spellStart"/>
+      <w:r>
+        <w:rPr>
+          <w:rFonts w:ascii="Times New Roman" w:hAnsi="Times New Roman" w:cs="Times New Roman"/>
+          <w:color w:val="000000" w:themeColor="text1"/>
+          <w:sz w:val="28"/>
+          <w:szCs w:val="28"/>
+          <w:lang w:val="ru-RU"/>
+        </w:rPr>
+        <w:t>clearance</w:t>
+      </w:r>
+      <w:proofErr w:type="spellEnd"/>
+      <w:r>
+        <w:rPr>
+          <w:rFonts w:ascii="Times New Roman" w:hAnsi="Times New Roman" w:cs="Times New Roman"/>
+          <w:color w:val="000000" w:themeColor="text1"/>
+          <w:sz w:val="28"/>
+          <w:szCs w:val="28"/>
+          <w:lang w:val="ru-RU"/>
+        </w:rPr>
+        <w:t xml:space="preserve">). Пользователь может получить доступ к данным, если его допуск соответствует требованиям метки. Так описывает этот принцип справочная литература: «Мандатное </w:t>
+      </w:r>
+      <w:r>
+        <w:rPr>
+          <w:rFonts w:ascii="Times New Roman" w:hAnsi="Times New Roman" w:cs="Times New Roman"/>
+          <w:color w:val="000000" w:themeColor="text1"/>
+          <w:sz w:val="28"/>
+          <w:szCs w:val="28"/>
+          <w:lang w:val="ru-RU"/>
+        </w:rPr>
+        <w:lastRenderedPageBreak/>
+        <w:t>управление доступом… основано на назначении метки конфиденциальности для информации и выдаче официальных допусков (разрешений) субъектам на обращение к информации такого уровня конфиденциальности». Другими словами, </w:t>
+      </w:r>
+      <w:r>
+        <w:rPr>
+          <w:rFonts w:ascii="Times New Roman" w:hAnsi="Times New Roman" w:cs="Times New Roman"/>
+          <w:b/>
+          <w:bCs/>
+          <w:color w:val="000000" w:themeColor="text1"/>
+          <w:sz w:val="28"/>
+          <w:szCs w:val="28"/>
+          <w:lang w:val="ru-RU"/>
+        </w:rPr>
+        <w:t>пользователь не может самостоятельно понизить уровень секретности</w:t>
+      </w:r>
+      <w:r>
+        <w:rPr>
+          <w:rFonts w:ascii="Times New Roman" w:hAnsi="Times New Roman" w:cs="Times New Roman"/>
+          <w:color w:val="000000" w:themeColor="text1"/>
+          <w:sz w:val="28"/>
+          <w:szCs w:val="28"/>
+          <w:lang w:val="ru-RU"/>
+        </w:rPr>
+        <w:t> ресурсов – это делает администратор по политике. Согласно примеру, пользователь с допуском «несекретно» не получит доступ к документу с меткой «для служебного пользования», а пользователь с допуском «секретно» сможет читать этот документ (но не понизить его метку).</w:t>
+      </w:r>
+    </w:p>
+    <w:p>
+      <w:pPr>
+        <w:spacing w:line="360" w:lineRule="auto"/>
+        <w:ind w:firstLine="709"/>
+        <w:jc w:val="both"/>
+        <w:rPr>
+          <w:rFonts w:ascii="Times New Roman" w:hAnsi="Times New Roman" w:cs="Times New Roman"/>
+          <w:color w:val="000000" w:themeColor="text1"/>
+          <w:sz w:val="28"/>
+          <w:szCs w:val="28"/>
+          <w:lang w:val="ru-RU"/>
+        </w:rPr>
+      </w:pPr>
+      <w:r>
+        <w:rPr>
+          <w:rFonts w:ascii="Times New Roman" w:hAnsi="Times New Roman" w:cs="Times New Roman"/>
+          <w:color w:val="000000" w:themeColor="text1"/>
+          <w:sz w:val="28"/>
+          <w:szCs w:val="28"/>
+          <w:lang w:val="ru-RU"/>
+        </w:rPr>
+        <w:t> </w:t>
+      </w:r>
+    </w:p>
+    <w:p>
+      <w:pPr>
+        <w:spacing w:line="360" w:lineRule="auto"/>
+        <w:ind w:firstLine="709"/>
+        <w:jc w:val="both"/>
+        <w:rPr>
+          <w:rFonts w:ascii="Times New Roman" w:hAnsi="Times New Roman" w:cs="Times New Roman"/>
+          <w:color w:val="000000" w:themeColor="text1"/>
+          <w:sz w:val="28"/>
+          <w:szCs w:val="28"/>
+          <w:lang w:val="ru-RU"/>
+        </w:rPr>
+      </w:pPr>
+      <w:r>
+        <w:rPr>
+          <w:rFonts w:ascii="Times New Roman" w:hAnsi="Times New Roman" w:cs="Times New Roman"/>
+          <w:b/>
+          <w:bCs/>
+          <w:color w:val="000000" w:themeColor="text1"/>
+          <w:sz w:val="28"/>
+          <w:szCs w:val="28"/>
+          <w:lang w:val="ru-RU"/>
+        </w:rPr>
+        <w:t>Как реализуется:</w:t>
+      </w:r>
+      <w:r>
+        <w:rPr>
+          <w:rFonts w:ascii="Times New Roman" w:hAnsi="Times New Roman" w:cs="Times New Roman"/>
+          <w:color w:val="000000" w:themeColor="text1"/>
+          <w:sz w:val="28"/>
+          <w:szCs w:val="28"/>
+          <w:lang w:val="ru-RU"/>
+        </w:rPr>
+        <w:t> В мандатной модели действуют правила вроде модели Белла–</w:t>
+      </w:r>
+      <w:proofErr w:type="spellStart"/>
+      <w:r>
+        <w:rPr>
+          <w:rFonts w:ascii="Times New Roman" w:hAnsi="Times New Roman" w:cs="Times New Roman"/>
+          <w:color w:val="000000" w:themeColor="text1"/>
+          <w:sz w:val="28"/>
+          <w:szCs w:val="28"/>
+          <w:lang w:val="ru-RU"/>
+        </w:rPr>
+        <w:t>Лападулы</w:t>
+      </w:r>
+      <w:proofErr w:type="spellEnd"/>
+      <w:r>
+        <w:rPr>
+          <w:rFonts w:ascii="Times New Roman" w:hAnsi="Times New Roman" w:cs="Times New Roman"/>
+          <w:color w:val="000000" w:themeColor="text1"/>
+          <w:sz w:val="28"/>
+          <w:szCs w:val="28"/>
+          <w:lang w:val="ru-RU"/>
+        </w:rPr>
+        <w:t>: субъекты и объекты упорядочены по иерархии секретности. Общие принципы:</w:t>
+      </w:r>
+    </w:p>
+    <w:p>
+      <w:pPr>
+        <w:numPr>
+          <w:ilvl w:val="0"/>
+          <w:numId w:val="6"/>
+        </w:numPr>
+        <w:spacing w:line="360" w:lineRule="auto"/>
+        <w:jc w:val="both"/>
+        <w:rPr>
+          <w:rFonts w:ascii="Times New Roman" w:hAnsi="Times New Roman" w:cs="Times New Roman"/>
+          <w:color w:val="000000" w:themeColor="text1"/>
+          <w:sz w:val="28"/>
+          <w:szCs w:val="28"/>
+          <w:lang w:val="ru-RU"/>
+        </w:rPr>
+      </w:pPr>
+      <w:r>
+        <w:rPr>
+          <w:rFonts w:ascii="Times New Roman" w:hAnsi="Times New Roman" w:cs="Times New Roman"/>
+          <w:i/>
+          <w:iCs/>
+          <w:color w:val="000000" w:themeColor="text1"/>
+          <w:sz w:val="28"/>
+          <w:szCs w:val="28"/>
+          <w:lang w:val="ru-RU"/>
+        </w:rPr>
+        <w:t>Нельзя читать выше своего уровня</w:t>
+      </w:r>
+      <w:r>
+        <w:rPr>
+          <w:rFonts w:ascii="Times New Roman" w:hAnsi="Times New Roman" w:cs="Times New Roman"/>
+          <w:color w:val="000000" w:themeColor="text1"/>
+          <w:sz w:val="28"/>
+          <w:szCs w:val="28"/>
+          <w:lang w:val="ru-RU"/>
+        </w:rPr>
+        <w:t>: пользователь с низким допуском не видит файлы с более высоким уровнем защиты.</w:t>
+      </w:r>
+    </w:p>
+    <w:p>
+      <w:pPr>
+        <w:numPr>
+          <w:ilvl w:val="0"/>
+          <w:numId w:val="6"/>
+        </w:numPr>
+        <w:spacing w:line="360" w:lineRule="auto"/>
+        <w:jc w:val="both"/>
+        <w:rPr>
+          <w:rFonts w:ascii="Times New Roman" w:hAnsi="Times New Roman" w:cs="Times New Roman"/>
+          <w:color w:val="000000" w:themeColor="text1"/>
+          <w:sz w:val="28"/>
+          <w:szCs w:val="28"/>
+          <w:lang w:val="ru-RU"/>
+        </w:rPr>
+      </w:pPr>
+      <w:r>
+        <w:rPr>
+          <w:rFonts w:ascii="Times New Roman" w:hAnsi="Times New Roman" w:cs="Times New Roman"/>
+          <w:i/>
+          <w:iCs/>
+          <w:color w:val="000000" w:themeColor="text1"/>
+          <w:sz w:val="28"/>
+          <w:szCs w:val="28"/>
+          <w:lang w:val="ru-RU"/>
+        </w:rPr>
+        <w:t>Нельзя понизить уровень данных</w:t>
+      </w:r>
+      <w:r>
+        <w:rPr>
+          <w:rFonts w:ascii="Times New Roman" w:hAnsi="Times New Roman" w:cs="Times New Roman"/>
+          <w:color w:val="000000" w:themeColor="text1"/>
+          <w:sz w:val="28"/>
+          <w:szCs w:val="28"/>
+          <w:lang w:val="ru-RU"/>
+        </w:rPr>
+        <w:t>: пользователь с высоким допуском может читать более секретные файлы, но не может их «опустить» до низкой метки при записи.</w:t>
+      </w:r>
+      <w:r>
+        <w:rPr>
+          <w:rFonts w:ascii="Times New Roman" w:hAnsi="Times New Roman" w:cs="Times New Roman"/>
+          <w:color w:val="000000" w:themeColor="text1"/>
+          <w:sz w:val="28"/>
+          <w:szCs w:val="28"/>
+          <w:lang w:val="ru-RU"/>
+        </w:rPr>
+        <w:br/>
+        <w:t>Иными словами, если у объекта уровень «Высокий», а у субъекта – «Средний», то доступ на чтение запрещён, если у субъекта – «Высокий» и у объекта «Средний», то читать можно, но записывать обратно нельзя. Часто говорят: </w:t>
+      </w:r>
+      <w:r>
+        <w:rPr>
+          <w:rFonts w:ascii="Times New Roman" w:hAnsi="Times New Roman" w:cs="Times New Roman"/>
+          <w:b/>
+          <w:bCs/>
+          <w:color w:val="000000" w:themeColor="text1"/>
+          <w:sz w:val="28"/>
+          <w:szCs w:val="28"/>
+          <w:lang w:val="ru-RU"/>
+        </w:rPr>
+        <w:t>ни «чтение наверх», ни «запись вниз»</w:t>
+      </w:r>
+      <w:r>
+        <w:rPr>
+          <w:rFonts w:ascii="Times New Roman" w:hAnsi="Times New Roman" w:cs="Times New Roman"/>
+          <w:color w:val="000000" w:themeColor="text1"/>
+          <w:sz w:val="28"/>
+          <w:szCs w:val="28"/>
+          <w:lang w:val="ru-RU"/>
+        </w:rPr>
+        <w:t> (правило Белла–</w:t>
+      </w:r>
+      <w:proofErr w:type="spellStart"/>
+      <w:r>
+        <w:rPr>
+          <w:rFonts w:ascii="Times New Roman" w:hAnsi="Times New Roman" w:cs="Times New Roman"/>
+          <w:color w:val="000000" w:themeColor="text1"/>
+          <w:sz w:val="28"/>
+          <w:szCs w:val="28"/>
+          <w:lang w:val="ru-RU"/>
+        </w:rPr>
+        <w:t>Лападулы</w:t>
+      </w:r>
+      <w:proofErr w:type="spellEnd"/>
+      <w:r>
+        <w:rPr>
+          <w:rFonts w:ascii="Times New Roman" w:hAnsi="Times New Roman" w:cs="Times New Roman"/>
+          <w:color w:val="000000" w:themeColor="text1"/>
+          <w:sz w:val="28"/>
+          <w:szCs w:val="28"/>
+          <w:lang w:val="ru-RU"/>
+        </w:rPr>
+        <w:t>).</w:t>
+      </w:r>
+    </w:p>
+    <w:p>
+      <w:pPr>
+        <w:spacing w:line="360" w:lineRule="auto"/>
+        <w:ind w:firstLine="709"/>
+        <w:jc w:val="both"/>
+        <w:rPr>
+          <w:rFonts w:ascii="Times New Roman" w:hAnsi="Times New Roman" w:cs="Times New Roman"/>
+          <w:color w:val="000000" w:themeColor="text1"/>
+          <w:sz w:val="28"/>
+          <w:szCs w:val="28"/>
+          <w:lang w:val="ru-RU"/>
+        </w:rPr>
+      </w:pPr>
+      <w:r>
+        <w:rPr>
+          <w:rFonts w:ascii="Times New Roman" w:hAnsi="Times New Roman" w:cs="Times New Roman"/>
+          <w:b/>
+          <w:bCs/>
+          <w:color w:val="000000" w:themeColor="text1"/>
+          <w:sz w:val="28"/>
+          <w:szCs w:val="28"/>
+          <w:lang w:val="ru-RU"/>
+        </w:rPr>
+        <w:t>Плюсы и минусы:</w:t>
+      </w:r>
+      <w:r>
+        <w:rPr>
+          <w:rFonts w:ascii="Times New Roman" w:hAnsi="Times New Roman" w:cs="Times New Roman"/>
+          <w:color w:val="000000" w:themeColor="text1"/>
+          <w:sz w:val="28"/>
+          <w:szCs w:val="28"/>
+          <w:lang w:val="ru-RU"/>
+        </w:rPr>
+        <w:t> Главная сильная сторона MAC – </w:t>
+      </w:r>
+      <w:r>
+        <w:rPr>
+          <w:rFonts w:ascii="Times New Roman" w:hAnsi="Times New Roman" w:cs="Times New Roman"/>
+          <w:b/>
+          <w:bCs/>
+          <w:color w:val="000000" w:themeColor="text1"/>
+          <w:sz w:val="28"/>
+          <w:szCs w:val="28"/>
+          <w:lang w:val="ru-RU"/>
+        </w:rPr>
+        <w:t>высокая защита</w:t>
+      </w:r>
+      <w:r>
+        <w:rPr>
+          <w:rFonts w:ascii="Times New Roman" w:hAnsi="Times New Roman" w:cs="Times New Roman"/>
+          <w:color w:val="000000" w:themeColor="text1"/>
+          <w:sz w:val="28"/>
+          <w:szCs w:val="28"/>
+          <w:lang w:val="ru-RU"/>
+        </w:rPr>
+        <w:t xml:space="preserve"> конфиденциальных данных. Контроль </w:t>
+      </w:r>
+      <w:proofErr w:type="gramStart"/>
+      <w:r>
+        <w:rPr>
+          <w:rFonts w:ascii="Times New Roman" w:hAnsi="Times New Roman" w:cs="Times New Roman"/>
+          <w:color w:val="000000" w:themeColor="text1"/>
+          <w:sz w:val="28"/>
+          <w:szCs w:val="28"/>
+          <w:lang w:val="ru-RU"/>
+        </w:rPr>
+        <w:t>централизован (администратор задаёт политики)</w:t>
+      </w:r>
+      <w:proofErr w:type="gramEnd"/>
+      <w:r>
+        <w:rPr>
+          <w:rFonts w:ascii="Times New Roman" w:hAnsi="Times New Roman" w:cs="Times New Roman"/>
+          <w:color w:val="000000" w:themeColor="text1"/>
+          <w:sz w:val="28"/>
+          <w:szCs w:val="28"/>
+          <w:lang w:val="ru-RU"/>
+        </w:rPr>
+        <w:t xml:space="preserve"> и пользователи не могут самостоятельно менять права на свои ресурсы. Поэтому такую модель используют в условиях строгой безопасности </w:t>
+      </w:r>
+      <w:r>
+        <w:rPr>
+          <w:rFonts w:ascii="Times New Roman" w:hAnsi="Times New Roman" w:cs="Times New Roman"/>
+          <w:color w:val="000000" w:themeColor="text1"/>
+          <w:sz w:val="28"/>
+          <w:szCs w:val="28"/>
+          <w:lang w:val="ru-RU"/>
+        </w:rPr>
+        <w:lastRenderedPageBreak/>
+        <w:t>(гостайна, военная сфера). Минусом является жёсткость: система сложнее в настройке и менее гибкая, внедрение обходится дорого, и для небольших организаций обычно избыточно. То есть в MAC удобство приносится в жертву безопасности.</w:t>
+      </w:r>
+    </w:p>
+    <w:p>
+      <w:pPr>
+        <w:spacing w:line="360" w:lineRule="auto"/>
+        <w:ind w:firstLine="709"/>
+        <w:jc w:val="both"/>
+        <w:rPr>
+          <w:rFonts w:ascii="Times New Roman" w:hAnsi="Times New Roman" w:cs="Times New Roman"/>
+          <w:b/>
+          <w:bCs/>
+          <w:color w:val="000000" w:themeColor="text1"/>
+          <w:sz w:val="28"/>
+          <w:szCs w:val="28"/>
+          <w:lang w:val="ru-RU"/>
+        </w:rPr>
+      </w:pPr>
+      <w:r>
+        <w:rPr>
+          <w:rFonts w:ascii="Times New Roman" w:hAnsi="Times New Roman" w:cs="Times New Roman"/>
+          <w:b/>
+          <w:bCs/>
+          <w:color w:val="000000" w:themeColor="text1"/>
+          <w:sz w:val="28"/>
+          <w:szCs w:val="28"/>
+          <w:lang w:val="ru-RU"/>
+        </w:rPr>
+        <w:t>Сравнение дискреционного и мандатного подходов</w:t>
+      </w:r>
+    </w:p>
+    <w:p>
+      <w:pPr>
+        <w:numPr>
+          <w:ilvl w:val="0"/>
+          <w:numId w:val="7"/>
+        </w:numPr>
+        <w:spacing w:line="360" w:lineRule="auto"/>
+        <w:jc w:val="both"/>
+        <w:rPr>
+          <w:rFonts w:ascii="Times New Roman" w:hAnsi="Times New Roman" w:cs="Times New Roman"/>
+          <w:color w:val="000000" w:themeColor="text1"/>
+          <w:sz w:val="28"/>
+          <w:szCs w:val="28"/>
+          <w:lang w:val="ru-RU"/>
+        </w:rPr>
+      </w:pPr>
+      <w:r>
+        <w:rPr>
+          <w:rFonts w:ascii="Times New Roman" w:hAnsi="Times New Roman" w:cs="Times New Roman"/>
+          <w:b/>
+          <w:bCs/>
+          <w:color w:val="000000" w:themeColor="text1"/>
+          <w:sz w:val="28"/>
+          <w:szCs w:val="28"/>
+          <w:lang w:val="ru-RU"/>
+        </w:rPr>
+        <w:t>Кому доверяют решение.</w:t>
+      </w:r>
+      <w:r>
+        <w:rPr>
+          <w:rFonts w:ascii="Times New Roman" w:hAnsi="Times New Roman" w:cs="Times New Roman"/>
+          <w:color w:val="000000" w:themeColor="text1"/>
+          <w:sz w:val="28"/>
+          <w:szCs w:val="28"/>
+          <w:lang w:val="ru-RU"/>
+        </w:rPr>
+        <w:t> В DAC управление доступом осуществляется по усмотрению пользователей (или администраторов) на основе личной идентичности (логина) и принадлежности к группам. В MAC же решение зависит от заранее определённых правил: для каждого файла установлена метка конфиденциальности, а для каждого пользователя – уровень допуска. Разрешение даётся только если политики (метка и допуск) совпадают.</w:t>
+      </w:r>
+    </w:p>
+    <w:p>
+      <w:pPr>
+        <w:numPr>
+          <w:ilvl w:val="0"/>
+          <w:numId w:val="7"/>
+        </w:numPr>
+        <w:spacing w:line="360" w:lineRule="auto"/>
+        <w:jc w:val="both"/>
+        <w:rPr>
+          <w:rFonts w:ascii="Times New Roman" w:hAnsi="Times New Roman" w:cs="Times New Roman"/>
+          <w:color w:val="000000" w:themeColor="text1"/>
+          <w:sz w:val="28"/>
+          <w:szCs w:val="28"/>
+          <w:lang w:val="ru-RU"/>
+        </w:rPr>
+      </w:pPr>
+      <w:r>
+        <w:rPr>
+          <w:rFonts w:ascii="Times New Roman" w:hAnsi="Times New Roman" w:cs="Times New Roman"/>
+          <w:b/>
+          <w:bCs/>
+          <w:color w:val="000000" w:themeColor="text1"/>
+          <w:sz w:val="28"/>
+          <w:szCs w:val="28"/>
+          <w:lang w:val="ru-RU"/>
+        </w:rPr>
+        <w:t>Цель модели.</w:t>
+      </w:r>
+      <w:r>
+        <w:rPr>
+          <w:rFonts w:ascii="Times New Roman" w:hAnsi="Times New Roman" w:cs="Times New Roman"/>
+          <w:color w:val="000000" w:themeColor="text1"/>
+          <w:sz w:val="28"/>
+          <w:szCs w:val="28"/>
+          <w:lang w:val="ru-RU"/>
+        </w:rPr>
+        <w:t> В дискреционной модели в первую очередь важна </w:t>
+      </w:r>
+      <w:r>
+        <w:rPr>
+          <w:rFonts w:ascii="Times New Roman" w:hAnsi="Times New Roman" w:cs="Times New Roman"/>
+          <w:b/>
+          <w:bCs/>
+          <w:color w:val="000000" w:themeColor="text1"/>
+          <w:sz w:val="28"/>
+          <w:szCs w:val="28"/>
+          <w:lang w:val="ru-RU"/>
+        </w:rPr>
+        <w:t>гибкость и удобство</w:t>
+      </w:r>
+      <w:r>
+        <w:rPr>
+          <w:rFonts w:ascii="Times New Roman" w:hAnsi="Times New Roman" w:cs="Times New Roman"/>
+          <w:color w:val="000000" w:themeColor="text1"/>
+          <w:sz w:val="28"/>
+          <w:szCs w:val="28"/>
+          <w:lang w:val="ru-RU"/>
+        </w:rPr>
+        <w:t>: пользователь может легко расширить круг доступа к своему файлу, если это нужно. В мандатной модели на первом месте – </w:t>
+      </w:r>
+      <w:r>
+        <w:rPr>
+          <w:rFonts w:ascii="Times New Roman" w:hAnsi="Times New Roman" w:cs="Times New Roman"/>
+          <w:b/>
+          <w:bCs/>
+          <w:color w:val="000000" w:themeColor="text1"/>
+          <w:sz w:val="28"/>
+          <w:szCs w:val="28"/>
+          <w:lang w:val="ru-RU"/>
+        </w:rPr>
+        <w:t>безопасность информации</w:t>
+      </w:r>
+      <w:r>
+        <w:rPr>
+          <w:rFonts w:ascii="Times New Roman" w:hAnsi="Times New Roman" w:cs="Times New Roman"/>
+          <w:color w:val="000000" w:themeColor="text1"/>
+          <w:sz w:val="28"/>
+          <w:szCs w:val="28"/>
+          <w:lang w:val="ru-RU"/>
+        </w:rPr>
+        <w:t>. Из</w:t>
+      </w:r>
+      <w:r>
+        <w:rPr>
+          <w:rFonts w:ascii="Times New Roman" w:hAnsi="Times New Roman" w:cs="Times New Roman"/>
+          <w:color w:val="000000" w:themeColor="text1"/>
+          <w:sz w:val="28"/>
+          <w:szCs w:val="28"/>
+          <w:lang w:val="ru-RU"/>
+        </w:rPr>
+        <w:noBreakHyphen/>
+        <w:t>за строгой привязки к меткам пересмотр прав даётся сложно: чтобы повысить уровень доступа сотрудника, часто приходится создавать новые профили и проходить согласования.</w:t>
+      </w:r>
+    </w:p>
+    <w:p>
+      <w:pPr>
+        <w:numPr>
+          <w:ilvl w:val="0"/>
+          <w:numId w:val="7"/>
+        </w:numPr>
+        <w:spacing w:line="360" w:lineRule="auto"/>
+        <w:jc w:val="both"/>
+        <w:rPr>
+          <w:rFonts w:ascii="Times New Roman" w:hAnsi="Times New Roman" w:cs="Times New Roman"/>
+          <w:color w:val="000000" w:themeColor="text1"/>
+          <w:sz w:val="28"/>
+          <w:szCs w:val="28"/>
+          <w:lang w:val="ru-RU"/>
+        </w:rPr>
+      </w:pPr>
+      <w:r>
+        <w:rPr>
+          <w:rFonts w:ascii="Times New Roman" w:hAnsi="Times New Roman" w:cs="Times New Roman"/>
+          <w:b/>
+          <w:bCs/>
+          <w:color w:val="000000" w:themeColor="text1"/>
+          <w:sz w:val="28"/>
+          <w:szCs w:val="28"/>
+          <w:lang w:val="ru-RU"/>
+        </w:rPr>
+        <w:t>Примеры использования.</w:t>
+      </w:r>
+      <w:r>
+        <w:rPr>
+          <w:rFonts w:ascii="Times New Roman" w:hAnsi="Times New Roman" w:cs="Times New Roman"/>
+          <w:color w:val="000000" w:themeColor="text1"/>
+          <w:sz w:val="28"/>
+          <w:szCs w:val="28"/>
+          <w:lang w:val="ru-RU"/>
+        </w:rPr>
+        <w:t> DAC широко применяется в коммерческих и пользовательских системах (Unix, Windows, сети организаций) именно из</w:t>
+      </w:r>
+      <w:r>
+        <w:rPr>
+          <w:rFonts w:ascii="Times New Roman" w:hAnsi="Times New Roman" w:cs="Times New Roman"/>
+          <w:color w:val="000000" w:themeColor="text1"/>
+          <w:sz w:val="28"/>
+          <w:szCs w:val="28"/>
+          <w:lang w:val="ru-RU"/>
+        </w:rPr>
+        <w:noBreakHyphen/>
+      </w:r>
+      <w:proofErr w:type="gramStart"/>
+      <w:r>
+        <w:rPr>
+          <w:rFonts w:ascii="Times New Roman" w:hAnsi="Times New Roman" w:cs="Times New Roman"/>
+          <w:color w:val="000000" w:themeColor="text1"/>
+          <w:sz w:val="28"/>
+          <w:szCs w:val="28"/>
+          <w:lang w:val="ru-RU"/>
+        </w:rPr>
+        <w:t>за простоты</w:t>
+      </w:r>
+      <w:proofErr w:type="gramEnd"/>
+      <w:r>
+        <w:rPr>
+          <w:rFonts w:ascii="Times New Roman" w:hAnsi="Times New Roman" w:cs="Times New Roman"/>
+          <w:color w:val="000000" w:themeColor="text1"/>
+          <w:sz w:val="28"/>
+          <w:szCs w:val="28"/>
+          <w:lang w:val="ru-RU"/>
+        </w:rPr>
+        <w:t>. MAC используется там, где любое нарушение недопустимо (госбезопасность, спецслужбы). Иногда в крупных системах обе модели сочетают: например, файловая система может использовать и метки, и владельцев одновременно.</w:t>
+      </w:r>
+    </w:p>
+    <w:p>
+      <w:pPr>
+        <w:numPr>
+          <w:ilvl w:val="0"/>
+          <w:numId w:val="7"/>
+        </w:numPr>
+        <w:spacing w:line="360" w:lineRule="auto"/>
+        <w:jc w:val="both"/>
+        <w:rPr>
+          <w:rFonts w:ascii="Times New Roman" w:hAnsi="Times New Roman" w:cs="Times New Roman"/>
+          <w:color w:val="000000" w:themeColor="text1"/>
+          <w:sz w:val="28"/>
+          <w:szCs w:val="28"/>
+          <w:lang w:val="ru-RU"/>
+        </w:rPr>
+      </w:pPr>
+      <w:r>
+        <w:rPr>
+          <w:rFonts w:ascii="Times New Roman" w:hAnsi="Times New Roman" w:cs="Times New Roman"/>
+          <w:b/>
+          <w:bCs/>
+          <w:color w:val="000000" w:themeColor="text1"/>
+          <w:sz w:val="28"/>
+          <w:szCs w:val="28"/>
+          <w:lang w:val="ru-RU"/>
+        </w:rPr>
+        <w:t>Общие черты.</w:t>
+      </w:r>
+      <w:r>
+        <w:rPr>
+          <w:rFonts w:ascii="Times New Roman" w:hAnsi="Times New Roman" w:cs="Times New Roman"/>
+          <w:color w:val="000000" w:themeColor="text1"/>
+          <w:sz w:val="28"/>
+          <w:szCs w:val="28"/>
+          <w:lang w:val="ru-RU"/>
+        </w:rPr>
+        <w:t> Оба подхода реализуют принцип </w:t>
+      </w:r>
+      <w:r>
+        <w:rPr>
+          <w:rFonts w:ascii="Times New Roman" w:hAnsi="Times New Roman" w:cs="Times New Roman"/>
+          <w:b/>
+          <w:bCs/>
+          <w:color w:val="000000" w:themeColor="text1"/>
+          <w:sz w:val="28"/>
+          <w:szCs w:val="28"/>
+          <w:lang w:val="ru-RU"/>
+        </w:rPr>
+        <w:t>наименьших привилегий</w:t>
+      </w:r>
+      <w:r>
+        <w:rPr>
+          <w:rFonts w:ascii="Times New Roman" w:hAnsi="Times New Roman" w:cs="Times New Roman"/>
+          <w:color w:val="000000" w:themeColor="text1"/>
+          <w:sz w:val="28"/>
+          <w:szCs w:val="28"/>
+          <w:lang w:val="ru-RU"/>
+        </w:rPr>
+        <w:t xml:space="preserve"> – то есть каждому выдают только необходимые права. Но и DAC, и MAC требуют тщательной настройки и контроля, особенно в </w:t>
+      </w:r>
+      <w:r>
+        <w:rPr>
+          <w:rFonts w:ascii="Times New Roman" w:hAnsi="Times New Roman" w:cs="Times New Roman"/>
+          <w:color w:val="000000" w:themeColor="text1"/>
+          <w:sz w:val="28"/>
+          <w:szCs w:val="28"/>
+          <w:lang w:val="ru-RU"/>
+        </w:rPr>
+        <w:lastRenderedPageBreak/>
+        <w:t>больших организациях. Независимо от модели, полезным оказывается периодический аудит прав доступа, чтобы не допустить разрастания лишних привилегий.</w:t>
+      </w:r>
+    </w:p>
+    <w:p>
+      <w:pPr>
+        <w:spacing w:line="360" w:lineRule="auto"/>
+        <w:ind w:firstLine="709"/>
+        <w:jc w:val="both"/>
+        <w:rPr>
+          <w:rFonts w:ascii="Times New Roman" w:hAnsi="Times New Roman" w:cs="Times New Roman"/>
+          <w:color w:val="000000" w:themeColor="text1"/>
+          <w:sz w:val="28"/>
+          <w:szCs w:val="28"/>
+          <w:lang w:val="ru-RU"/>
+        </w:rPr>
+      </w:pPr>
+      <w:r>
+        <w:rPr>
+          <w:rFonts w:ascii="Times New Roman" w:hAnsi="Times New Roman" w:cs="Times New Roman"/>
+          <w:i/>
+          <w:iCs/>
+          <w:color w:val="000000" w:themeColor="text1"/>
+          <w:sz w:val="28"/>
+          <w:szCs w:val="28"/>
+          <w:lang w:val="ru-RU"/>
+        </w:rPr>
+        <w:t>(Кстати, существует и третья модель – </w:t>
+      </w:r>
+      <w:r>
+        <w:rPr>
+          <w:rFonts w:ascii="Times New Roman" w:hAnsi="Times New Roman" w:cs="Times New Roman"/>
+          <w:b/>
+          <w:bCs/>
+          <w:i/>
+          <w:iCs/>
+          <w:color w:val="000000" w:themeColor="text1"/>
+          <w:sz w:val="28"/>
+          <w:szCs w:val="28"/>
+          <w:lang w:val="ru-RU"/>
+        </w:rPr>
+        <w:t>ролевой контроль доступа (RBAC)</w:t>
+      </w:r>
+      <w:r>
+        <w:rPr>
+          <w:rFonts w:ascii="Times New Roman" w:hAnsi="Times New Roman" w:cs="Times New Roman"/>
+          <w:i/>
+          <w:iCs/>
+          <w:color w:val="000000" w:themeColor="text1"/>
+          <w:sz w:val="28"/>
+          <w:szCs w:val="28"/>
+          <w:lang w:val="ru-RU"/>
+        </w:rPr>
+        <w:t> – когда права объединяются в роли (например, «бухгалтер», «менеджер») и даются сотрудникам по их роли. RBAC во многом унаследовал идею DAC, но вводит более гибкие наборы ролей.)</w:t>
+      </w:r>
+    </w:p>
+    <w:p>
+      <w:pPr>
+        <w:spacing w:line="360" w:lineRule="auto"/>
+        <w:ind w:firstLine="709"/>
+        <w:jc w:val="both"/>
+        <w:rPr>
+          <w:rFonts w:ascii="Times New Roman" w:hAnsi="Times New Roman" w:cs="Times New Roman"/>
+          <w:b/>
+          <w:bCs/>
+          <w:color w:val="000000" w:themeColor="text1"/>
+          <w:sz w:val="28"/>
+          <w:szCs w:val="28"/>
+          <w:lang w:val="ru-RU"/>
+        </w:rPr>
+      </w:pPr>
+      <w:r>
+        <w:rPr>
+          <w:rFonts w:ascii="Times New Roman" w:hAnsi="Times New Roman" w:cs="Times New Roman"/>
+          <w:b/>
+          <w:bCs/>
+          <w:color w:val="000000" w:themeColor="text1"/>
+          <w:sz w:val="28"/>
+          <w:szCs w:val="28"/>
+          <w:lang w:val="ru-RU"/>
+        </w:rPr>
+        <w:t>Заключение</w:t>
+      </w:r>
+    </w:p>
+    <w:p>
+      <w:pPr>
+        <w:spacing w:line="360" w:lineRule="auto"/>
+        <w:ind w:firstLine="709"/>
+        <w:jc w:val="both"/>
+        <w:rPr>
+          <w:rFonts w:ascii="Times New Roman" w:hAnsi="Times New Roman" w:cs="Times New Roman"/>
+          <w:color w:val="000000" w:themeColor="text1"/>
+          <w:sz w:val="28"/>
+          <w:szCs w:val="28"/>
+          <w:lang w:val="en-US"/>
+        </w:rPr>
+      </w:pPr>
+      <w:r>
+        <w:rPr>
+          <w:rFonts w:ascii="Times New Roman" w:hAnsi="Times New Roman" w:cs="Times New Roman"/>
+          <w:color w:val="000000" w:themeColor="text1"/>
+          <w:sz w:val="28"/>
+          <w:szCs w:val="28"/>
+          <w:lang w:val="ru-RU"/>
+        </w:rPr>
+        <w:t>Дискреционный и мандатный принципы доступа – два фундаментальных подхода к управлению правами в информационных системах. </w:t>
+      </w:r>
+      <w:r>
+        <w:rPr>
+          <w:rFonts w:ascii="Times New Roman" w:hAnsi="Times New Roman" w:cs="Times New Roman"/>
+          <w:b/>
+          <w:bCs/>
+          <w:color w:val="000000" w:themeColor="text1"/>
+          <w:sz w:val="28"/>
+          <w:szCs w:val="28"/>
+          <w:lang w:val="ru-RU"/>
+        </w:rPr>
+        <w:t>Дискреционный контроль</w:t>
+      </w:r>
+      <w:r>
+        <w:rPr>
+          <w:rFonts w:ascii="Times New Roman" w:hAnsi="Times New Roman" w:cs="Times New Roman"/>
+          <w:color w:val="000000" w:themeColor="text1"/>
+          <w:sz w:val="28"/>
+          <w:szCs w:val="28"/>
+          <w:lang w:val="ru-RU"/>
+        </w:rPr>
+        <w:t> даёт владельцу ресурса </w:t>
+      </w:r>
+      <w:r>
+        <w:rPr>
+          <w:rFonts w:ascii="Times New Roman" w:hAnsi="Times New Roman" w:cs="Times New Roman"/>
+          <w:b/>
+          <w:bCs/>
+          <w:color w:val="000000" w:themeColor="text1"/>
+          <w:sz w:val="28"/>
+          <w:szCs w:val="28"/>
+          <w:lang w:val="ru-RU"/>
+        </w:rPr>
+        <w:t>свободу устанавливать права</w:t>
+      </w:r>
+      <w:r>
+        <w:rPr>
+          <w:rFonts w:ascii="Times New Roman" w:hAnsi="Times New Roman" w:cs="Times New Roman"/>
+          <w:color w:val="000000" w:themeColor="text1"/>
+          <w:sz w:val="28"/>
+          <w:szCs w:val="28"/>
+          <w:lang w:val="ru-RU"/>
+        </w:rPr>
+        <w:t>, что удобно в повседневных системах, но может вести к непреднамеренным просчётам безопасности. </w:t>
+      </w:r>
+      <w:r>
+        <w:rPr>
+          <w:rFonts w:ascii="Times New Roman" w:hAnsi="Times New Roman" w:cs="Times New Roman"/>
+          <w:b/>
+          <w:bCs/>
+          <w:color w:val="000000" w:themeColor="text1"/>
+          <w:sz w:val="28"/>
+          <w:szCs w:val="28"/>
+          <w:lang w:val="ru-RU"/>
+        </w:rPr>
+        <w:t>Мандатный контроль</w:t>
+      </w:r>
+      <w:r>
+        <w:rPr>
+          <w:rFonts w:ascii="Times New Roman" w:hAnsi="Times New Roman" w:cs="Times New Roman"/>
+          <w:color w:val="000000" w:themeColor="text1"/>
+          <w:sz w:val="28"/>
+          <w:szCs w:val="28"/>
+          <w:lang w:val="ru-RU"/>
+        </w:rPr>
+        <w:t> опирается на </w:t>
+      </w:r>
+      <w:r>
+        <w:rPr>
+          <w:rFonts w:ascii="Times New Roman" w:hAnsi="Times New Roman" w:cs="Times New Roman"/>
+          <w:b/>
+          <w:bCs/>
+          <w:color w:val="000000" w:themeColor="text1"/>
+          <w:sz w:val="28"/>
+          <w:szCs w:val="28"/>
+          <w:lang w:val="ru-RU"/>
+        </w:rPr>
+        <w:t>жёсткие политики и метки безопасности</w:t>
+      </w:r>
+      <w:r>
+        <w:rPr>
+          <w:rFonts w:ascii="Times New Roman" w:hAnsi="Times New Roman" w:cs="Times New Roman"/>
+          <w:color w:val="000000" w:themeColor="text1"/>
+          <w:sz w:val="28"/>
+          <w:szCs w:val="28"/>
+          <w:lang w:val="ru-RU"/>
+        </w:rPr>
+        <w:t>, что обеспечивает сильную защиту конфиденциальности, но требует серьёзного администрирования. Важно понимать эти различия и применять подходящую модель или их сочетание в зависимости от задач: в простых системах часто хватает DAC, а в системах с секретными данными – требуется MAC. Независимо от выбранной модели, для надёжной защиты необходимо регулярно </w:t>
+      </w:r>
+      <w:proofErr w:type="spellStart"/>
+      <w:r>
+        <w:rPr>
+          <w:rFonts w:ascii="Times New Roman" w:hAnsi="Times New Roman" w:cs="Times New Roman"/>
+          <w:b/>
+          <w:bCs/>
+          <w:color w:val="000000" w:themeColor="text1"/>
+          <w:sz w:val="28"/>
+          <w:szCs w:val="28"/>
+          <w:lang w:val="ru-RU"/>
+        </w:rPr>
+        <w:t>аудитировать</w:t>
+      </w:r>
+      <w:proofErr w:type="spellEnd"/>
+      <w:r>
+        <w:rPr>
+          <w:rFonts w:ascii="Times New Roman" w:hAnsi="Times New Roman" w:cs="Times New Roman"/>
+          <w:b/>
+          <w:bCs/>
+          <w:color w:val="000000" w:themeColor="text1"/>
+          <w:sz w:val="28"/>
+          <w:szCs w:val="28"/>
+          <w:lang w:val="ru-RU"/>
+        </w:rPr>
+        <w:t xml:space="preserve"> права доступа</w:t>
+      </w:r>
+      <w:r>
+        <w:rPr>
+          <w:rFonts w:ascii="Times New Roman" w:hAnsi="Times New Roman" w:cs="Times New Roman"/>
+          <w:color w:val="000000" w:themeColor="text1"/>
+          <w:sz w:val="28"/>
+          <w:szCs w:val="28"/>
+          <w:lang w:val="ru-RU"/>
+        </w:rPr>
+        <w:t> и следить за тем, чтобы пользователи имели ровно те привилегии, которые нужны для работы (принцип наименьших привилегий).</w:t>
+      </w:r>
     </w:p>
     <w:p>
       <w:pPr>
@@ -1402,6 +2967,304 @@
     </w:lvl>
   </w:abstractNum>
   <w:abstractNum w:abstractNumId="1" w15:restartNumberingAfterBreak="0">
+    <w:nsid w:val="08C06E5B"/>
+    <w:multiLevelType w:val="multilevel"/>
+    <w:tmpl w:val="ADCE2D7E"/>
+    <w:lvl w:ilvl="0">
+      <w:start w:val="1"/>
+      <w:numFmt w:val="bullet"/>
+      <w:lvlText w:val=""/>
+      <w:lvlJc w:val="left"/>
+      <w:pPr>
+        <w:tabs>
+          <w:tab w:val="num" w:pos="720"/>
+        </w:tabs>
+        <w:ind w:left="720" w:hanging="360"/>
+      </w:pPr>
+      <w:rPr>
+        <w:rFonts w:ascii="Symbol" w:hAnsi="Symbol" w:hint="default"/>
+        <w:sz w:val="20"/>
+      </w:rPr>
+    </w:lvl>
+    <w:lvl w:ilvl="1" w:tentative="1">
+      <w:start w:val="1"/>
+      <w:numFmt w:val="bullet"/>
+      <w:lvlText w:val=""/>
+      <w:lvlJc w:val="left"/>
+      <w:pPr>
+        <w:tabs>
+          <w:tab w:val="num" w:pos="1440"/>
+        </w:tabs>
+        <w:ind w:left="1440" w:hanging="360"/>
+      </w:pPr>
+      <w:rPr>
+        <w:rFonts w:ascii="Symbol" w:hAnsi="Symbol" w:hint="default"/>
+        <w:sz w:val="20"/>
+      </w:rPr>
+    </w:lvl>
+    <w:lvl w:ilvl="2" w:tentative="1">
+      <w:start w:val="1"/>
+      <w:numFmt w:val="bullet"/>
+      <w:lvlText w:val=""/>
+      <w:lvlJc w:val="left"/>
+      <w:pPr>
+        <w:tabs>
+          <w:tab w:val="num" w:pos="2160"/>
+        </w:tabs>
+        <w:ind w:left="2160" w:hanging="360"/>
+      </w:pPr>
+      <w:rPr>
+        <w:rFonts w:ascii="Symbol" w:hAnsi="Symbol" w:hint="default"/>
+        <w:sz w:val="20"/>
+      </w:rPr>
+    </w:lvl>
+    <w:lvl w:ilvl="3" w:tentative="1">
+      <w:start w:val="1"/>
+      <w:numFmt w:val="bullet"/>
+      <w:lvlText w:val=""/>
+      <w:lvlJc w:val="left"/>
+      <w:pPr>
+        <w:tabs>
+          <w:tab w:val="num" w:pos="2880"/>
+        </w:tabs>
+        <w:ind w:left="2880" w:hanging="360"/>
+      </w:pPr>
+      <w:rPr>
+        <w:rFonts w:ascii="Symbol" w:hAnsi="Symbol" w:hint="default"/>
+        <w:sz w:val="20"/>
+      </w:rPr>
+    </w:lvl>
+    <w:lvl w:ilvl="4" w:tentative="1">
+      <w:start w:val="1"/>
+      <w:numFmt w:val="bullet"/>
+      <w:lvlText w:val=""/>
+      <w:lvlJc w:val="left"/>
+      <w:pPr>
+        <w:tabs>
+          <w:tab w:val="num" w:pos="3600"/>
+        </w:tabs>
+        <w:ind w:left="3600" w:hanging="360"/>
+      </w:pPr>
+      <w:rPr>
+        <w:rFonts w:ascii="Symbol" w:hAnsi="Symbol" w:hint="default"/>
+        <w:sz w:val="20"/>
+      </w:rPr>
+    </w:lvl>
+    <w:lvl w:ilvl="5" w:tentative="1">
+      <w:start w:val="1"/>
+      <w:numFmt w:val="bullet"/>
+      <w:lvlText w:val=""/>
+      <w:lvlJc w:val="left"/>
+      <w:pPr>
+        <w:tabs>
+          <w:tab w:val="num" w:pos="4320"/>
+        </w:tabs>
+        <w:ind w:left="4320" w:hanging="360"/>
+      </w:pPr>
+      <w:rPr>
+        <w:rFonts w:ascii="Symbol" w:hAnsi="Symbol" w:hint="default"/>
+        <w:sz w:val="20"/>
+      </w:rPr>
+    </w:lvl>
+    <w:lvl w:ilvl="6" w:tentative="1">
+      <w:start w:val="1"/>
+      <w:numFmt w:val="bullet"/>
+      <w:lvlText w:val=""/>
+      <w:lvlJc w:val="left"/>
+      <w:pPr>
+        <w:tabs>
+          <w:tab w:val="num" w:pos="5040"/>
+        </w:tabs>
+        <w:ind w:left="5040" w:hanging="360"/>
+      </w:pPr>
+      <w:rPr>
+        <w:rFonts w:ascii="Symbol" w:hAnsi="Symbol" w:hint="default"/>
+        <w:sz w:val="20"/>
+      </w:rPr>
+    </w:lvl>
+    <w:lvl w:ilvl="7" w:tentative="1">
+      <w:start w:val="1"/>
+      <w:numFmt w:val="bullet"/>
+      <w:lvlText w:val=""/>
+      <w:lvlJc w:val="left"/>
+      <w:pPr>
+        <w:tabs>
+          <w:tab w:val="num" w:pos="5760"/>
+        </w:tabs>
+        <w:ind w:left="5760" w:hanging="360"/>
+      </w:pPr>
+      <w:rPr>
+        <w:rFonts w:ascii="Symbol" w:hAnsi="Symbol" w:hint="default"/>
+        <w:sz w:val="20"/>
+      </w:rPr>
+    </w:lvl>
+    <w:lvl w:ilvl="8" w:tentative="1">
+      <w:start w:val="1"/>
+      <w:numFmt w:val="bullet"/>
+      <w:lvlText w:val=""/>
+      <w:lvlJc w:val="left"/>
+      <w:pPr>
+        <w:tabs>
+          <w:tab w:val="num" w:pos="6480"/>
+        </w:tabs>
+        <w:ind w:left="6480" w:hanging="360"/>
+      </w:pPr>
+      <w:rPr>
+        <w:rFonts w:ascii="Symbol" w:hAnsi="Symbol" w:hint="default"/>
+        <w:sz w:val="20"/>
+      </w:rPr>
+    </w:lvl>
+  </w:abstractNum>
+  <w:abstractNum w:abstractNumId="2" w15:restartNumberingAfterBreak="0">
+    <w:nsid w:val="18BA5587"/>
+    <w:multiLevelType w:val="multilevel"/>
+    <w:tmpl w:val="C92C3880"/>
+    <w:lvl w:ilvl="0">
+      <w:start w:val="1"/>
+      <w:numFmt w:val="bullet"/>
+      <w:lvlText w:val=""/>
+      <w:lvlJc w:val="left"/>
+      <w:pPr>
+        <w:tabs>
+          <w:tab w:val="num" w:pos="720"/>
+        </w:tabs>
+        <w:ind w:left="720" w:hanging="360"/>
+      </w:pPr>
+      <w:rPr>
+        <w:rFonts w:ascii="Symbol" w:hAnsi="Symbol" w:hint="default"/>
+        <w:sz w:val="20"/>
+      </w:rPr>
+    </w:lvl>
+    <w:lvl w:ilvl="1" w:tentative="1">
+      <w:start w:val="1"/>
+      <w:numFmt w:val="bullet"/>
+      <w:lvlText w:val=""/>
+      <w:lvlJc w:val="left"/>
+      <w:pPr>
+        <w:tabs>
+          <w:tab w:val="num" w:pos="1440"/>
+        </w:tabs>
+        <w:ind w:left="1440" w:hanging="360"/>
+      </w:pPr>
+      <w:rPr>
+        <w:rFonts w:ascii="Symbol" w:hAnsi="Symbol" w:hint="default"/>
+        <w:sz w:val="20"/>
+      </w:rPr>
+    </w:lvl>
+    <w:lvl w:ilvl="2" w:tentative="1">
+      <w:start w:val="1"/>
+      <w:numFmt w:val="bullet"/>
+      <w:lvlText w:val=""/>
+      <w:lvlJc w:val="left"/>
+      <w:pPr>
+        <w:tabs>
+          <w:tab w:val="num" w:pos="2160"/>
+        </w:tabs>
+        <w:ind w:left="2160" w:hanging="360"/>
+      </w:pPr>
+      <w:rPr>
+        <w:rFonts w:ascii="Symbol" w:hAnsi="Symbol" w:hint="default"/>
+        <w:sz w:val="20"/>
+      </w:rPr>
+    </w:lvl>
+    <w:lvl w:ilvl="3" w:tentative="1">
+      <w:start w:val="1"/>
+      <w:numFmt w:val="bullet"/>
+      <w:lvlText w:val=""/>
+      <w:lvlJc w:val="left"/>
+      <w:pPr>
+        <w:tabs>
+          <w:tab w:val="num" w:pos="2880"/>
+        </w:tabs>
+        <w:ind w:left="2880" w:hanging="360"/>
+      </w:pPr>
+      <w:rPr>
+        <w:rFonts w:ascii="Symbol" w:hAnsi="Symbol" w:hint="default"/>
+        <w:sz w:val="20"/>
+      </w:rPr>
+    </w:lvl>
+    <w:lvl w:ilvl="4" w:tentative="1">
+      <w:start w:val="1"/>
+      <w:numFmt w:val="bullet"/>
+      <w:lvlText w:val=""/>
+      <w:lvlJc w:val="left"/>
+      <w:pPr>
+        <w:tabs>
+          <w:tab w:val="num" w:pos="3600"/>
+        </w:tabs>
+        <w:ind w:left="3600" w:hanging="360"/>
+      </w:pPr>
+      <w:rPr>
+        <w:rFonts w:ascii="Symbol" w:hAnsi="Symbol" w:hint="default"/>
+        <w:sz w:val="20"/>
+      </w:rPr>
+    </w:lvl>
+    <w:lvl w:ilvl="5" w:tentative="1">
+      <w:start w:val="1"/>
+      <w:numFmt w:val="bullet"/>
+      <w:lvlText w:val=""/>
+      <w:lvlJc w:val="left"/>
+      <w:pPr>
+        <w:tabs>
+          <w:tab w:val="num" w:pos="4320"/>
+        </w:tabs>
+        <w:ind w:left="4320" w:hanging="360"/>
+      </w:pPr>
+      <w:rPr>
+        <w:rFonts w:ascii="Symbol" w:hAnsi="Symbol" w:hint="default"/>
+        <w:sz w:val="20"/>
+      </w:rPr>
+    </w:lvl>
+    <w:lvl w:ilvl="6" w:tentative="1">
+      <w:start w:val="1"/>
+      <w:numFmt w:val="bullet"/>
+      <w:lvlText w:val=""/>
+      <w:lvlJc w:val="left"/>
+      <w:pPr>
+        <w:tabs>
+          <w:tab w:val="num" w:pos="5040"/>
+        </w:tabs>
+        <w:ind w:left="5040" w:hanging="360"/>
+      </w:pPr>
+      <w:rPr>
+        <w:rFonts w:ascii="Symbol" w:hAnsi="Symbol" w:hint="default"/>
+        <w:sz w:val="20"/>
+      </w:rPr>
+    </w:lvl>
+    <w:lvl w:ilvl="7" w:tentative="1">
+      <w:start w:val="1"/>
+      <w:numFmt w:val="bullet"/>
+      <w:lvlText w:val=""/>
+      <w:lvlJc w:val="left"/>
+      <w:pPr>
+        <w:tabs>
+          <w:tab w:val="num" w:pos="5760"/>
+        </w:tabs>
+        <w:ind w:left="5760" w:hanging="360"/>
+      </w:pPr>
+      <w:rPr>
+        <w:rFonts w:ascii="Symbol" w:hAnsi="Symbol" w:hint="default"/>
+        <w:sz w:val="20"/>
+      </w:rPr>
+    </w:lvl>
+    <w:lvl w:ilvl="8" w:tentative="1">
+      <w:start w:val="1"/>
+      <w:numFmt w:val="bullet"/>
+      <w:lvlText w:val=""/>
+      <w:lvlJc w:val="left"/>
+      <w:pPr>
+        <w:tabs>
+          <w:tab w:val="num" w:pos="6480"/>
+        </w:tabs>
+        <w:ind w:left="6480" w:hanging="360"/>
+      </w:pPr>
+      <w:rPr>
+        <w:rFonts w:ascii="Symbol" w:hAnsi="Symbol" w:hint="default"/>
+        <w:sz w:val="20"/>
+      </w:rPr>
+    </w:lvl>
+  </w:abstractNum>
+  <w:abstractNum w:abstractNumId="3" w15:restartNumberingAfterBreak="0">
     <w:nsid w:val="3A6035D8"/>
     <w:multiLevelType w:val="hybridMultilevel"/>
     <w:tmpl w:val="37ECC954"/>
@@ -1487,7 +3350,7 @@
       </w:pPr>
     </w:lvl>
   </w:abstractNum>
-  <w:abstractNum w:abstractNumId="2" w15:restartNumberingAfterBreak="0">
+  <w:abstractNum w:abstractNumId="4" w15:restartNumberingAfterBreak="0">
     <w:nsid w:val="40EF5736"/>
     <w:multiLevelType w:val="hybridMultilevel"/>
     <w:tmpl w:val="FF6C91FA"/>
@@ -1573,7 +3436,7 @@
       </w:pPr>
     </w:lvl>
   </w:abstractNum>
-  <w:abstractNum w:abstractNumId="3" w15:restartNumberingAfterBreak="0">
+  <w:abstractNum w:abstractNumId="5" w15:restartNumberingAfterBreak="0">
     <w:nsid w:val="42207AA6"/>
     <w:multiLevelType w:val="hybridMultilevel"/>
     <w:tmpl w:val="FA2AB258"/>
@@ -1662,7 +3525,7 @@
       </w:pPr>
     </w:lvl>
   </w:abstractNum>
-  <w:abstractNum w:abstractNumId="4" w15:restartNumberingAfterBreak="0">
+  <w:abstractNum w:abstractNumId="6" w15:restartNumberingAfterBreak="0">
     <w:nsid w:val="7B303754"/>
     <w:multiLevelType w:val="hybridMultilevel"/>
     <w:tmpl w:val="7868CF88"/>
@@ -1752,19 +3615,25 @@
     </w:lvl>
   </w:abstractNum>
   <w:num w:numId="1" w16cid:durableId="1833376093">
-    <w:abstractNumId w:val="2"/>
+    <w:abstractNumId w:val="4"/>
   </w:num>
   <w:num w:numId="2" w16cid:durableId="1033731914">
     <w:abstractNumId w:val="0"/>
   </w:num>
   <w:num w:numId="3" w16cid:durableId="938684053">
-    <w:abstractNumId w:val="1"/>
+    <w:abstractNumId w:val="3"/>
   </w:num>
   <w:num w:numId="4" w16cid:durableId="1383022947">
-    <w:abstractNumId w:val="4"/>
+    <w:abstractNumId w:val="6"/>
   </w:num>
   <w:num w:numId="5" w16cid:durableId="191848430">
-    <w:abstractNumId w:val="3"/>
+    <w:abstractNumId w:val="5"/>
+  </w:num>
+  <w:num w:numId="6" w16cid:durableId="1752653576">
+    <w:abstractNumId w:val="2"/>
+  </w:num>
+  <w:num w:numId="7" w16cid:durableId="1505704769">
+    <w:abstractNumId w:val="1"/>
   </w:num>
 </w:numbering>
 </file>

--- a/Защита информации/Дискреционный и мандатный принципы доступа к информационным ресурсам.docx
+++ b/Защита информации/Дискреционный и мандатный принципы доступа к информационным ресурсам.docx
@@ -1209,6 +1209,7 @@
           <w:b/>
           <w:sz w:val="18"/>
           <w:szCs w:val="18"/>
+          <w:lang w:val="ru-RU"/>
         </w:rPr>
       </w:pPr>
       <w:r>
@@ -1236,30 +1237,36 @@
         </w:rPr>
         <w:t xml:space="preserve"> г.</w:t>
       </w:r>
-    </w:p>
-    <w:p>
-      <w:pPr>
-        <w:jc w:val="center"/>
-        <w:rPr>
-          <w:rFonts w:ascii="Times New Roman" w:hAnsi="Times New Roman" w:cs="Times New Roman"/>
-          <w:bCs/>
-          <w:color w:val="000000" w:themeColor="text1"/>
-          <w:sz w:val="28"/>
-          <w:szCs w:val="28"/>
-          <w:lang w:val="ru-RU"/>
-        </w:rPr>
-      </w:pPr>
-      <w:r>
-        <w:rPr>
-          <w:rFonts w:ascii="Times New Roman" w:eastAsia="Times New Roman" w:hAnsi="Times New Roman" w:cs="Times New Roman"/>
-          <w:b/>
-          <w:sz w:val="20"/>
-          <w:szCs w:val="20"/>
-        </w:rPr>
-        <w:br w:type="column"/>
-      </w:r>
       <w:bookmarkEnd w:id="0"/>
       <w:bookmarkEnd w:id="1"/>
+    </w:p>
+    <w:p>
+      <w:pPr>
+        <w:spacing w:line="360" w:lineRule="auto"/>
+        <w:ind w:firstLine="709"/>
+        <w:jc w:val="center"/>
+        <w:rPr>
+          <w:rFonts w:ascii="Times New Roman" w:hAnsi="Times New Roman" w:cs="Times New Roman"/>
+          <w:color w:val="000000" w:themeColor="text1"/>
+          <w:sz w:val="32"/>
+          <w:szCs w:val="32"/>
+          <w:lang w:val="ru-RU"/>
+        </w:rPr>
+      </w:pPr>
+      <w:r>
+        <w:rPr>
+          <w:rFonts w:ascii="Times New Roman" w:hAnsi="Times New Roman" w:cs="Times New Roman"/>
+          <w:b/>
+          <w:bCs/>
+          <w:color w:val="000000" w:themeColor="text1"/>
+          <w:sz w:val="32"/>
+          <w:szCs w:val="32"/>
+          <w:highlight w:val="yellow"/>
+          <w:lang w:val="ru-RU"/>
+        </w:rPr>
+        <w:lastRenderedPageBreak/>
+        <w:t>Введение.</w:t>
+      </w:r>
     </w:p>
     <w:p>
       <w:pPr>
@@ -1277,24 +1284,12 @@
       <w:r>
         <w:rPr>
           <w:rFonts w:ascii="Times New Roman" w:hAnsi="Times New Roman" w:cs="Times New Roman"/>
-          <w:b/>
-          <w:bCs/>
-          <w:color w:val="000000" w:themeColor="text1"/>
-          <w:sz w:val="28"/>
-          <w:szCs w:val="28"/>
-          <w:lang w:val="ru-RU"/>
-        </w:rPr>
-        <w:t>Введение.</w:t>
-      </w:r>
-      <w:r>
-        <w:rPr>
-          <w:rFonts w:ascii="Times New Roman" w:hAnsi="Times New Roman" w:cs="Times New Roman"/>
-          <w:color w:val="000000" w:themeColor="text1"/>
-          <w:sz w:val="28"/>
-          <w:szCs w:val="28"/>
-          <w:lang w:val="ru-RU"/>
-        </w:rPr>
-        <w:t> В области информационной безопасности </w:t>
+          <w:color w:val="000000" w:themeColor="text1"/>
+          <w:sz w:val="28"/>
+          <w:szCs w:val="28"/>
+          <w:lang w:val="ru-RU"/>
+        </w:rPr>
+        <w:t>В области информационной безопасности </w:t>
       </w:r>
       <w:r>
         <w:rPr>
@@ -1425,22 +1420,105 @@
         <w:jc w:val="both"/>
         <w:rPr>
           <w:rFonts w:ascii="Times New Roman" w:hAnsi="Times New Roman" w:cs="Times New Roman"/>
-          <w:b/>
-          <w:bCs/>
-          <w:color w:val="000000" w:themeColor="text1"/>
-          <w:sz w:val="28"/>
-          <w:szCs w:val="28"/>
-          <w:lang w:val="ru-RU"/>
-        </w:rPr>
-      </w:pPr>
-      <w:r>
-        <w:rPr>
-          <w:rFonts w:ascii="Times New Roman" w:hAnsi="Times New Roman" w:cs="Times New Roman"/>
-          <w:b/>
-          <w:bCs/>
-          <w:color w:val="000000" w:themeColor="text1"/>
-          <w:sz w:val="28"/>
-          <w:szCs w:val="28"/>
+          <w:color w:val="000000" w:themeColor="text1"/>
+          <w:sz w:val="28"/>
+          <w:szCs w:val="28"/>
+          <w:lang w:val="ru-RU"/>
+        </w:rPr>
+      </w:pPr>
+      <w:r>
+        <w:rPr>
+          <w:rFonts w:ascii="Times New Roman" w:hAnsi="Times New Roman" w:cs="Times New Roman"/>
+          <w:color w:val="000000" w:themeColor="text1"/>
+          <w:sz w:val="28"/>
+          <w:szCs w:val="28"/>
+        </w:rPr>
+        <w:t xml:space="preserve">Перед тем как система принимает решение о доступе, обычно проходят три шага. </w:t>
+      </w:r>
+      <w:r>
+        <w:rPr>
+          <w:rFonts w:ascii="Times New Roman" w:hAnsi="Times New Roman" w:cs="Times New Roman"/>
+          <w:b/>
+          <w:bCs/>
+          <w:color w:val="000000" w:themeColor="text1"/>
+          <w:sz w:val="28"/>
+          <w:szCs w:val="28"/>
+        </w:rPr>
+        <w:t>Идентификация</w:t>
+      </w:r>
+      <w:r>
+        <w:rPr>
+          <w:rFonts w:ascii="Times New Roman" w:hAnsi="Times New Roman" w:cs="Times New Roman"/>
+          <w:color w:val="000000" w:themeColor="text1"/>
+          <w:sz w:val="28"/>
+          <w:szCs w:val="28"/>
+        </w:rPr>
+        <w:t xml:space="preserve"> — субъект сообщает, “кто он” (логин, учётная запись, сертификат). </w:t>
+      </w:r>
+      <w:r>
+        <w:rPr>
+          <w:rFonts w:ascii="Times New Roman" w:hAnsi="Times New Roman" w:cs="Times New Roman"/>
+          <w:b/>
+          <w:bCs/>
+          <w:color w:val="000000" w:themeColor="text1"/>
+          <w:sz w:val="28"/>
+          <w:szCs w:val="28"/>
+        </w:rPr>
+        <w:t>Аутентификация</w:t>
+      </w:r>
+      <w:r>
+        <w:rPr>
+          <w:rFonts w:ascii="Times New Roman" w:hAnsi="Times New Roman" w:cs="Times New Roman"/>
+          <w:color w:val="000000" w:themeColor="text1"/>
+          <w:sz w:val="28"/>
+          <w:szCs w:val="28"/>
+        </w:rPr>
+        <w:t xml:space="preserve"> — подтверждение, что субъект действительно тот, за кого себя выдаёт (пароль, ключ, токен, биометрия). </w:t>
+      </w:r>
+      <w:r>
+        <w:rPr>
+          <w:rFonts w:ascii="Times New Roman" w:hAnsi="Times New Roman" w:cs="Times New Roman"/>
+          <w:b/>
+          <w:bCs/>
+          <w:color w:val="000000" w:themeColor="text1"/>
+          <w:sz w:val="28"/>
+          <w:szCs w:val="28"/>
+        </w:rPr>
+        <w:t>Авторизация</w:t>
+      </w:r>
+      <w:r>
+        <w:rPr>
+          <w:rFonts w:ascii="Times New Roman" w:hAnsi="Times New Roman" w:cs="Times New Roman"/>
+          <w:color w:val="000000" w:themeColor="text1"/>
+          <w:sz w:val="28"/>
+          <w:szCs w:val="28"/>
+        </w:rPr>
+        <w:t xml:space="preserve"> — собственно проверка прав: может ли этот субъект выполнить запрошенную операцию над объектом. Модели DAC и MAC относятся именно к этапу авторизации: они задают правила, по которым система решает “разрешить или запретить”.</w:t>
+      </w:r>
+    </w:p>
+    <w:p>
+      <w:pPr>
+        <w:spacing w:line="360" w:lineRule="auto"/>
+        <w:jc w:val="center"/>
+        <w:rPr>
+          <w:rFonts w:ascii="Times New Roman" w:hAnsi="Times New Roman" w:cs="Times New Roman"/>
+          <w:b/>
+          <w:bCs/>
+          <w:color w:val="000000" w:themeColor="text1"/>
+          <w:sz w:val="32"/>
+          <w:szCs w:val="32"/>
+          <w:lang w:val="ru-RU"/>
+        </w:rPr>
+      </w:pPr>
+      <w:r>
+        <w:rPr>
+          <w:rFonts w:ascii="Times New Roman" w:hAnsi="Times New Roman" w:cs="Times New Roman"/>
+          <w:b/>
+          <w:bCs/>
+          <w:color w:val="000000" w:themeColor="text1"/>
+          <w:sz w:val="32"/>
+          <w:szCs w:val="32"/>
+          <w:highlight w:val="yellow"/>
           <w:lang w:val="ru-RU"/>
         </w:rPr>
         <w:t>Дискреционный (избирательный) контроль доступа</w:t>
@@ -1523,7 +1601,18 @@
           <w:szCs w:val="28"/>
           <w:lang w:val="ru-RU"/>
         </w:rPr>
-        <w:t> сам управляет, кому разрешено пользоваться этим ресурсом. Проще говоря, создатель файла (или каталогов) сам решает, кто может его читать, изменять или удалять. Так описывают «суть» дискреционного контроля: «Владелец файла сам решает, кому дать доступ. «Я создал документ — я разрешил коллеге его читать»».</w:t>
+        <w:t xml:space="preserve"> сам управляет, кому разрешено пользоваться этим ресурсом. Проще говоря, создатель файла (или каталогов) сам решает, кто может его читать, изменять или </w:t>
+      </w:r>
+      <w:r>
+        <w:rPr>
+          <w:rFonts w:ascii="Times New Roman" w:hAnsi="Times New Roman" w:cs="Times New Roman"/>
+          <w:color w:val="000000" w:themeColor="text1"/>
+          <w:sz w:val="28"/>
+          <w:szCs w:val="28"/>
+          <w:lang w:val="ru-RU"/>
+        </w:rPr>
+        <w:lastRenderedPageBreak/>
+        <w:t>удалять. Так описывают «суть» дискреционного контроля: «Владелец файла сам решает, кому дать доступ. «Я создал документ — я разрешил коллеге его читать».</w:t>
       </w:r>
     </w:p>
     <w:p>
@@ -1549,6 +1638,36 @@
         </w:rPr>
         <w:t> </w:t>
       </w:r>
+      <w:r>
+        <w:rPr>
+          <w:rFonts w:ascii="Times New Roman" w:hAnsi="Times New Roman" w:cs="Times New Roman"/>
+          <w:color w:val="000000" w:themeColor="text1"/>
+          <w:sz w:val="28"/>
+          <w:szCs w:val="28"/>
+          <w:lang w:val="ru-RU"/>
+        </w:rPr>
+        <w:t xml:space="preserve">Такая модель доступа реализована, например, в ОС семейства </w:t>
+      </w:r>
+      <w:r>
+        <w:rPr>
+          <w:rFonts w:ascii="Times New Roman" w:hAnsi="Times New Roman" w:cs="Times New Roman"/>
+          <w:color w:val="000000" w:themeColor="text1"/>
+          <w:sz w:val="28"/>
+          <w:szCs w:val="28"/>
+          <w:lang w:val="en-US"/>
+        </w:rPr>
+        <w:t>Linux</w:t>
+      </w:r>
+      <w:r>
+        <w:rPr>
+          <w:rFonts w:ascii="Times New Roman" w:hAnsi="Times New Roman" w:cs="Times New Roman"/>
+          <w:color w:val="000000" w:themeColor="text1"/>
+          <w:sz w:val="28"/>
+          <w:szCs w:val="28"/>
+          <w:lang w:val="ru-RU"/>
+        </w:rPr>
+        <w:t>, в которых пользователь сам выдает права на доступ к создаваемому им файлу остальным пользователям.</w:t>
+      </w:r>
     </w:p>
     <w:p>
       <w:pPr>
@@ -1673,18 +1792,7 @@
           <w:szCs w:val="28"/>
           <w:lang w:val="ru-RU"/>
         </w:rPr>
-        <w:t xml:space="preserve">) – именно он устанавливает свои права доступа. Упрощённо: если пользователь создал файл, </w:t>
-      </w:r>
-      <w:r>
-        <w:rPr>
-          <w:rFonts w:ascii="Times New Roman" w:hAnsi="Times New Roman" w:cs="Times New Roman"/>
-          <w:color w:val="000000" w:themeColor="text1"/>
-          <w:sz w:val="28"/>
-          <w:szCs w:val="28"/>
-          <w:lang w:val="ru-RU"/>
-        </w:rPr>
-        <w:lastRenderedPageBreak/>
-        <w:t>он может передать другим пользователям права на него (например, дать разрешение на чтение или запись). Некоторые системы также вводят </w:t>
+        <w:t>) – именно он устанавливает свои права доступа. Упрощённо: если пользователь создал файл, он может передать другим пользователям права на него (например, дать разрешение на чтение или запись). Некоторые системы также вводят </w:t>
       </w:r>
       <w:r>
         <w:rPr>
@@ -1706,7 +1814,27 @@
           <w:szCs w:val="28"/>
           <w:lang w:val="ru-RU"/>
         </w:rPr>
-        <w:t> (админа) с правом менять любые права. Большинство операционных систем (Unix, Windows) используют именно такую схему DAC.</w:t>
+        <w:t xml:space="preserve"> (админа) с правом менять </w:t>
+      </w:r>
+      <w:r>
+        <w:rPr>
+          <w:rFonts w:ascii="Times New Roman" w:hAnsi="Times New Roman" w:cs="Times New Roman"/>
+          <w:color w:val="000000" w:themeColor="text1"/>
+          <w:sz w:val="28"/>
+          <w:szCs w:val="28"/>
+          <w:lang w:val="ru-RU"/>
+        </w:rPr>
+        <w:t>любые права.</w:t>
+      </w:r>
+      <w:r>
+        <w:rPr>
+          <w:rFonts w:ascii="Times New Roman" w:hAnsi="Times New Roman" w:cs="Times New Roman"/>
+          <w:color w:val="000000" w:themeColor="text1"/>
+          <w:sz w:val="28"/>
+          <w:szCs w:val="28"/>
+          <w:lang w:val="ru-RU"/>
+        </w:rPr>
+        <w:t xml:space="preserve"> </w:t>
       </w:r>
     </w:p>
     <w:p>
@@ -1728,9 +1856,130 @@
           <w:color w:val="000000" w:themeColor="text1"/>
           <w:sz w:val="28"/>
           <w:szCs w:val="28"/>
-          <w:lang w:val="ru-RU"/>
-        </w:rPr>
-        <w:t> </w:t>
+        </w:rPr>
+        <w:t xml:space="preserve">В Unix-подобных системах дискреционный контроль часто объясняют через стандартные права </w:t>
+      </w:r>
+      <w:proofErr w:type="spellStart"/>
+      <w:r>
+        <w:rPr>
+          <w:rFonts w:ascii="Times New Roman" w:hAnsi="Times New Roman" w:cs="Times New Roman"/>
+          <w:b/>
+          <w:bCs/>
+          <w:color w:val="000000" w:themeColor="text1"/>
+          <w:sz w:val="28"/>
+          <w:szCs w:val="28"/>
+        </w:rPr>
+        <w:t>rwx</w:t>
+      </w:r>
+      <w:proofErr w:type="spellEnd"/>
+      <w:r>
+        <w:rPr>
+          <w:rFonts w:ascii="Times New Roman" w:hAnsi="Times New Roman" w:cs="Times New Roman"/>
+          <w:color w:val="000000" w:themeColor="text1"/>
+          <w:sz w:val="28"/>
+          <w:szCs w:val="28"/>
+        </w:rPr>
+        <w:t xml:space="preserve"> для трёх категорий: </w:t>
+      </w:r>
+      <w:r>
+        <w:rPr>
+          <w:rFonts w:ascii="Times New Roman" w:hAnsi="Times New Roman" w:cs="Times New Roman"/>
+          <w:b/>
+          <w:bCs/>
+          <w:color w:val="000000" w:themeColor="text1"/>
+          <w:sz w:val="28"/>
+          <w:szCs w:val="28"/>
+        </w:rPr>
+        <w:t>владелец</w:t>
+      </w:r>
+      <w:r>
+        <w:rPr>
+          <w:rFonts w:ascii="Times New Roman" w:hAnsi="Times New Roman" w:cs="Times New Roman"/>
+          <w:color w:val="000000" w:themeColor="text1"/>
+          <w:sz w:val="28"/>
+          <w:szCs w:val="28"/>
+        </w:rPr>
+        <w:t xml:space="preserve">, </w:t>
+      </w:r>
+      <w:r>
+        <w:rPr>
+          <w:rFonts w:ascii="Times New Roman" w:hAnsi="Times New Roman" w:cs="Times New Roman"/>
+          <w:b/>
+          <w:bCs/>
+          <w:color w:val="000000" w:themeColor="text1"/>
+          <w:sz w:val="28"/>
+          <w:szCs w:val="28"/>
+        </w:rPr>
+        <w:t>группа</w:t>
+      </w:r>
+      <w:r>
+        <w:rPr>
+          <w:rFonts w:ascii="Times New Roman" w:hAnsi="Times New Roman" w:cs="Times New Roman"/>
+          <w:color w:val="000000" w:themeColor="text1"/>
+          <w:sz w:val="28"/>
+          <w:szCs w:val="28"/>
+        </w:rPr>
+        <w:t xml:space="preserve">, </w:t>
+      </w:r>
+      <w:r>
+        <w:rPr>
+          <w:rFonts w:ascii="Times New Roman" w:hAnsi="Times New Roman" w:cs="Times New Roman"/>
+          <w:b/>
+          <w:bCs/>
+          <w:color w:val="000000" w:themeColor="text1"/>
+          <w:sz w:val="28"/>
+          <w:szCs w:val="28"/>
+        </w:rPr>
+        <w:t>прочие</w:t>
+      </w:r>
+      <w:r>
+        <w:rPr>
+          <w:rFonts w:ascii="Times New Roman" w:hAnsi="Times New Roman" w:cs="Times New Roman"/>
+          <w:color w:val="000000" w:themeColor="text1"/>
+          <w:sz w:val="28"/>
+          <w:szCs w:val="28"/>
+        </w:rPr>
+        <w:t xml:space="preserve">. Например, файл может быть доступен на чтение владельцу и группе, но закрыт для остальных. Если базовых прав недостаточно, применяют </w:t>
+      </w:r>
+      <w:r>
+        <w:rPr>
+          <w:rFonts w:ascii="Times New Roman" w:hAnsi="Times New Roman" w:cs="Times New Roman"/>
+          <w:b/>
+          <w:bCs/>
+          <w:color w:val="000000" w:themeColor="text1"/>
+          <w:sz w:val="28"/>
+          <w:szCs w:val="28"/>
+        </w:rPr>
+        <w:t>расширенные списки доступа (ACL)</w:t>
+      </w:r>
+      <w:r>
+        <w:rPr>
+          <w:rFonts w:ascii="Times New Roman" w:hAnsi="Times New Roman" w:cs="Times New Roman"/>
+          <w:color w:val="000000" w:themeColor="text1"/>
+          <w:sz w:val="28"/>
+          <w:szCs w:val="28"/>
+        </w:rPr>
+        <w:t xml:space="preserve">, где можно выдать точные разрешения конкретным пользователям (например, разрешить чтение только пользователю </w:t>
+      </w:r>
+      <w:proofErr w:type="spellStart"/>
+      <w:r>
+        <w:rPr>
+          <w:rFonts w:ascii="Times New Roman" w:hAnsi="Times New Roman" w:cs="Times New Roman"/>
+          <w:color w:val="000000" w:themeColor="text1"/>
+          <w:sz w:val="28"/>
+          <w:szCs w:val="28"/>
+        </w:rPr>
+        <w:t>Ivan</w:t>
+      </w:r>
+      <w:proofErr w:type="spellEnd"/>
+      <w:r>
+        <w:rPr>
+          <w:rFonts w:ascii="Times New Roman" w:hAnsi="Times New Roman" w:cs="Times New Roman"/>
+          <w:color w:val="000000" w:themeColor="text1"/>
+          <w:sz w:val="28"/>
+          <w:szCs w:val="28"/>
+        </w:rPr>
+        <w:t>, даже если он не в группе). Важно, что при DAC именно владелец (или администратор) может менять эти настройки, то есть управляет доступом по своему усмотрению.</w:t>
       </w:r>
     </w:p>
     <w:p>
@@ -1810,7 +2059,18 @@
           <w:szCs w:val="28"/>
           <w:lang w:val="ru-RU"/>
         </w:rPr>
-        <w:t>то случайно или преднамеренно предоставит лишние полномочия. Во-вторых, DAC не защищает от злоупотреблений привилегиями самих пользователей: имея право доступа, злоумышленник (или вирус в учётке пользователя) может свободно им распоряжаться. Наконец, расширить или пересмотреть все права в большой системе с DAC сложнее из</w:t>
+        <w:t xml:space="preserve">то случайно или преднамеренно </w:t>
+      </w:r>
+      <w:r>
+        <w:rPr>
+          <w:rFonts w:ascii="Times New Roman" w:hAnsi="Times New Roman" w:cs="Times New Roman"/>
+          <w:color w:val="000000" w:themeColor="text1"/>
+          <w:sz w:val="28"/>
+          <w:szCs w:val="28"/>
+          <w:lang w:val="ru-RU"/>
+        </w:rPr>
+        <w:lastRenderedPageBreak/>
+        <w:t>предоставит лишние полномочия. Во-вторых, DAC не защищает от злоупотреблений привилегиями самих пользователей: имея право доступа, злоумышленник (или вирус в учётке пользователя) может свободно им распоряжаться. Наконец, расширить или пересмотреть все права в большой системе с DAC сложнее из</w:t>
       </w:r>
       <w:r>
         <w:rPr>
@@ -1831,22 +2091,85 @@
         <w:jc w:val="both"/>
         <w:rPr>
           <w:rFonts w:ascii="Times New Roman" w:hAnsi="Times New Roman" w:cs="Times New Roman"/>
-          <w:b/>
-          <w:bCs/>
-          <w:color w:val="000000" w:themeColor="text1"/>
-          <w:sz w:val="28"/>
-          <w:szCs w:val="28"/>
-          <w:lang w:val="ru-RU"/>
-        </w:rPr>
-      </w:pPr>
-      <w:r>
-        <w:rPr>
-          <w:rFonts w:ascii="Times New Roman" w:hAnsi="Times New Roman" w:cs="Times New Roman"/>
-          <w:b/>
-          <w:bCs/>
-          <w:color w:val="000000" w:themeColor="text1"/>
-          <w:sz w:val="28"/>
-          <w:szCs w:val="28"/>
+          <w:color w:val="000000" w:themeColor="text1"/>
+          <w:sz w:val="28"/>
+          <w:szCs w:val="28"/>
+          <w:lang w:val="ru-RU"/>
+        </w:rPr>
+      </w:pPr>
+      <w:r>
+        <w:rPr>
+          <w:rFonts w:ascii="Times New Roman" w:hAnsi="Times New Roman" w:cs="Times New Roman"/>
+          <w:color w:val="000000" w:themeColor="text1"/>
+          <w:sz w:val="28"/>
+          <w:szCs w:val="28"/>
+        </w:rPr>
+        <w:t xml:space="preserve">Классическая проблема DAC — </w:t>
+      </w:r>
+      <w:r>
+        <w:rPr>
+          <w:rFonts w:ascii="Times New Roman" w:hAnsi="Times New Roman" w:cs="Times New Roman"/>
+          <w:b/>
+          <w:bCs/>
+          <w:color w:val="000000" w:themeColor="text1"/>
+          <w:sz w:val="28"/>
+          <w:szCs w:val="28"/>
+        </w:rPr>
+        <w:t>распространение прав по цепочке</w:t>
+      </w:r>
+      <w:r>
+        <w:rPr>
+          <w:rFonts w:ascii="Times New Roman" w:hAnsi="Times New Roman" w:cs="Times New Roman"/>
+          <w:color w:val="000000" w:themeColor="text1"/>
+          <w:sz w:val="28"/>
+          <w:szCs w:val="28"/>
+        </w:rPr>
+        <w:t xml:space="preserve">. Пользователь, получивший доступ, может скопировать файл в место, где защита слабее, или выдать доступ дальше (в зависимости от настроек). Также DAC хуже противостоит вредоносным программам: если программа запущена от имени пользователя, она получает </w:t>
+      </w:r>
+      <w:r>
+        <w:rPr>
+          <w:rFonts w:ascii="Times New Roman" w:hAnsi="Times New Roman" w:cs="Times New Roman"/>
+          <w:b/>
+          <w:bCs/>
+          <w:color w:val="000000" w:themeColor="text1"/>
+          <w:sz w:val="28"/>
+          <w:szCs w:val="28"/>
+        </w:rPr>
+        <w:t>те же</w:t>
+      </w:r>
+      <w:r>
+        <w:rPr>
+          <w:rFonts w:ascii="Times New Roman" w:hAnsi="Times New Roman" w:cs="Times New Roman"/>
+          <w:color w:val="000000" w:themeColor="text1"/>
+          <w:sz w:val="28"/>
+          <w:szCs w:val="28"/>
+        </w:rPr>
+        <w:t xml:space="preserve"> права, что и пользователь, и может читать/изменять его файлы. Поэтому в системах с высокими требованиями к безопасности одного DAC обычно недостаточно — его усиливают дополнительными механизмами.</w:t>
+      </w:r>
+    </w:p>
+    <w:p>
+      <w:pPr>
+        <w:spacing w:line="360" w:lineRule="auto"/>
+        <w:jc w:val="center"/>
+        <w:rPr>
+          <w:rFonts w:ascii="Times New Roman" w:hAnsi="Times New Roman" w:cs="Times New Roman"/>
+          <w:b/>
+          <w:bCs/>
+          <w:color w:val="000000" w:themeColor="text1"/>
+          <w:sz w:val="32"/>
+          <w:szCs w:val="32"/>
+          <w:lang w:val="ru-RU"/>
+        </w:rPr>
+      </w:pPr>
+      <w:r>
+        <w:rPr>
+          <w:rFonts w:ascii="Times New Roman" w:hAnsi="Times New Roman" w:cs="Times New Roman"/>
+          <w:b/>
+          <w:bCs/>
+          <w:color w:val="000000" w:themeColor="text1"/>
+          <w:sz w:val="32"/>
+          <w:szCs w:val="32"/>
+          <w:highlight w:val="yellow"/>
           <w:lang w:val="ru-RU"/>
         </w:rPr>
         <w:t>Мандатный (обязательный) контроль доступа</w:t>
@@ -1951,7 +2274,49 @@
           <w:szCs w:val="28"/>
           <w:lang w:val="ru-RU"/>
         </w:rPr>
-        <w:t xml:space="preserve">). Пользователь может получить доступ к данным, если его допуск соответствует требованиям метки. Так описывает этот принцип справочная литература: «Мандатное </w:t>
+        <w:t>). Пользователь может получить доступ к данным, если его допуск соответствует требованиям метки. Мандатное управление доступо</w:t>
+      </w:r>
+      <w:r>
+        <w:rPr>
+          <w:rFonts w:ascii="Times New Roman" w:hAnsi="Times New Roman" w:cs="Times New Roman"/>
+          <w:color w:val="000000" w:themeColor="text1"/>
+          <w:sz w:val="28"/>
+          <w:szCs w:val="28"/>
+          <w:lang w:val="ru-RU"/>
+        </w:rPr>
+        <w:t>м</w:t>
+      </w:r>
+      <w:r>
+        <w:rPr>
+          <w:rFonts w:ascii="Times New Roman" w:hAnsi="Times New Roman" w:cs="Times New Roman"/>
+          <w:color w:val="000000" w:themeColor="text1"/>
+          <w:sz w:val="28"/>
+          <w:szCs w:val="28"/>
+          <w:lang w:val="ru-RU"/>
+        </w:rPr>
+        <w:t xml:space="preserve"> основано на назначении метки конфиденциальности для информации и выдаче официальных допусков (разрешений) субъектам на обращение к информации такого уровня конфиденциальности. Другими словами, </w:t>
+      </w:r>
+      <w:r>
+        <w:rPr>
+          <w:rFonts w:ascii="Times New Roman" w:hAnsi="Times New Roman" w:cs="Times New Roman"/>
+          <w:b/>
+          <w:bCs/>
+          <w:color w:val="000000" w:themeColor="text1"/>
+          <w:sz w:val="28"/>
+          <w:szCs w:val="28"/>
+          <w:lang w:val="ru-RU"/>
+        </w:rPr>
+        <w:t>пользователь не может самостоятельно понизить уровень секретности</w:t>
+      </w:r>
+      <w:r>
+        <w:rPr>
+          <w:rFonts w:ascii="Times New Roman" w:hAnsi="Times New Roman" w:cs="Times New Roman"/>
+          <w:color w:val="000000" w:themeColor="text1"/>
+          <w:sz w:val="28"/>
+          <w:szCs w:val="28"/>
+          <w:lang w:val="ru-RU"/>
+        </w:rPr>
+        <w:t xml:space="preserve"> ресурсов – это делает </w:t>
       </w:r>
       <w:r>
         <w:rPr>
@@ -1962,53 +2327,7 @@
           <w:lang w:val="ru-RU"/>
         </w:rPr>
         <w:lastRenderedPageBreak/>
-        <w:t>управление доступом… основано на назначении метки конфиденциальности для информации и выдаче официальных допусков (разрешений) субъектам на обращение к информации такого уровня конфиденциальности». Другими словами, </w:t>
-      </w:r>
-      <w:r>
-        <w:rPr>
-          <w:rFonts w:ascii="Times New Roman" w:hAnsi="Times New Roman" w:cs="Times New Roman"/>
-          <w:b/>
-          <w:bCs/>
-          <w:color w:val="000000" w:themeColor="text1"/>
-          <w:sz w:val="28"/>
-          <w:szCs w:val="28"/>
-          <w:lang w:val="ru-RU"/>
-        </w:rPr>
-        <w:t>пользователь не может самостоятельно понизить уровень секретности</w:t>
-      </w:r>
-      <w:r>
-        <w:rPr>
-          <w:rFonts w:ascii="Times New Roman" w:hAnsi="Times New Roman" w:cs="Times New Roman"/>
-          <w:color w:val="000000" w:themeColor="text1"/>
-          <w:sz w:val="28"/>
-          <w:szCs w:val="28"/>
-          <w:lang w:val="ru-RU"/>
-        </w:rPr>
-        <w:t> ресурсов – это делает администратор по политике. Согласно примеру, пользователь с допуском «несекретно» не получит доступ к документу с меткой «для служебного пользования», а пользователь с допуском «секретно» сможет читать этот документ (но не понизить его метку).</w:t>
-      </w:r>
-    </w:p>
-    <w:p>
-      <w:pPr>
-        <w:spacing w:line="360" w:lineRule="auto"/>
-        <w:ind w:firstLine="709"/>
-        <w:jc w:val="both"/>
-        <w:rPr>
-          <w:rFonts w:ascii="Times New Roman" w:hAnsi="Times New Roman" w:cs="Times New Roman"/>
-          <w:color w:val="000000" w:themeColor="text1"/>
-          <w:sz w:val="28"/>
-          <w:szCs w:val="28"/>
-          <w:lang w:val="ru-RU"/>
-        </w:rPr>
-      </w:pPr>
-      <w:r>
-        <w:rPr>
-          <w:rFonts w:ascii="Times New Roman" w:hAnsi="Times New Roman" w:cs="Times New Roman"/>
-          <w:color w:val="000000" w:themeColor="text1"/>
-          <w:sz w:val="28"/>
-          <w:szCs w:val="28"/>
-          <w:lang w:val="ru-RU"/>
-        </w:rPr>
-        <w:t> </w:t>
+        <w:t>администратор по политике. Согласно примеру, пользователь с допуском «несекретно» не получит доступ к документу с меткой «для служебного пользования», а пользователь с допуском «секретно» сможет читать этот документ (но не понизить его метку).</w:t>
       </w:r>
     </w:p>
     <w:p>
@@ -2095,7 +2414,19 @@
           <w:szCs w:val="28"/>
           <w:lang w:val="ru-RU"/>
         </w:rPr>
-        <w:t>Нельзя читать выше своего уровня</w:t>
+        <w:t>Во-первых, н</w:t>
+      </w:r>
+      <w:r>
+        <w:rPr>
+          <w:rFonts w:ascii="Times New Roman" w:hAnsi="Times New Roman" w:cs="Times New Roman"/>
+          <w:i/>
+          <w:iCs/>
+          <w:color w:val="000000" w:themeColor="text1"/>
+          <w:sz w:val="28"/>
+          <w:szCs w:val="28"/>
+          <w:lang w:val="ru-RU"/>
+        </w:rPr>
+        <w:t>ельзя читать выше своего уровня</w:t>
       </w:r>
       <w:r>
         <w:rPr>
@@ -2134,50 +2465,29 @@
           <w:szCs w:val="28"/>
           <w:lang w:val="ru-RU"/>
         </w:rPr>
-        <w:t>Нельзя понизить уровень данных</w:t>
-      </w:r>
-      <w:r>
-        <w:rPr>
-          <w:rFonts w:ascii="Times New Roman" w:hAnsi="Times New Roman" w:cs="Times New Roman"/>
-          <w:color w:val="000000" w:themeColor="text1"/>
-          <w:sz w:val="28"/>
-          <w:szCs w:val="28"/>
-          <w:lang w:val="ru-RU"/>
-        </w:rPr>
-        <w:t>: пользователь с высоким допуском может читать более секретные файлы, но не может их «опустить» до низкой метки при записи.</w:t>
-      </w:r>
-      <w:r>
-        <w:rPr>
-          <w:rFonts w:ascii="Times New Roman" w:hAnsi="Times New Roman" w:cs="Times New Roman"/>
-          <w:color w:val="000000" w:themeColor="text1"/>
-          <w:sz w:val="28"/>
-          <w:szCs w:val="28"/>
-          <w:lang w:val="ru-RU"/>
-        </w:rPr>
-        <w:br/>
-        <w:t>Иными словами, если у объекта уровень «Высокий», а у субъекта – «Средний», то доступ на чтение запрещён, если у субъекта – «Высокий» и у объекта «Средний», то читать можно, но записывать обратно нельзя. Часто говорят: </w:t>
-      </w:r>
-      <w:r>
-        <w:rPr>
-          <w:rFonts w:ascii="Times New Roman" w:hAnsi="Times New Roman" w:cs="Times New Roman"/>
-          <w:b/>
-          <w:bCs/>
-          <w:color w:val="000000" w:themeColor="text1"/>
-          <w:sz w:val="28"/>
-          <w:szCs w:val="28"/>
-          <w:lang w:val="ru-RU"/>
-        </w:rPr>
-        <w:t>ни «чтение наверх», ни «запись вниз»</w:t>
-      </w:r>
-      <w:r>
-        <w:rPr>
-          <w:rFonts w:ascii="Times New Roman" w:hAnsi="Times New Roman" w:cs="Times New Roman"/>
-          <w:color w:val="000000" w:themeColor="text1"/>
-          <w:sz w:val="28"/>
-          <w:szCs w:val="28"/>
-          <w:lang w:val="ru-RU"/>
-        </w:rPr>
-        <w:t> (правило Белла–</w:t>
+        <w:t>Во-вторых, н</w:t>
+      </w:r>
+      <w:r>
+        <w:rPr>
+          <w:rFonts w:ascii="Times New Roman" w:hAnsi="Times New Roman" w:cs="Times New Roman"/>
+          <w:i/>
+          <w:iCs/>
+          <w:color w:val="000000" w:themeColor="text1"/>
+          <w:sz w:val="28"/>
+          <w:szCs w:val="28"/>
+          <w:lang w:val="ru-RU"/>
+        </w:rPr>
+        <w:t>ельзя понизить уровень данных</w:t>
+      </w:r>
+      <w:r>
+        <w:rPr>
+          <w:rFonts w:ascii="Times New Roman" w:hAnsi="Times New Roman" w:cs="Times New Roman"/>
+          <w:color w:val="000000" w:themeColor="text1"/>
+          <w:sz w:val="28"/>
+          <w:szCs w:val="28"/>
+          <w:lang w:val="ru-RU"/>
+        </w:rPr>
+        <w:t xml:space="preserve">: пользователь с высоким допуском может читать более секретные файлы, но не может их «опустить» до низкой метки при </w:t>
       </w:r>
       <w:proofErr w:type="spellStart"/>
       <w:r>
@@ -2188,19 +2498,9 @@
           <w:szCs w:val="28"/>
           <w:lang w:val="ru-RU"/>
         </w:rPr>
-        <w:t>Лападулы</w:t>
+        <w:t>записи.</w:t>
       </w:r>
       <w:proofErr w:type="spellEnd"/>
-      <w:r>
-        <w:rPr>
-          <w:rFonts w:ascii="Times New Roman" w:hAnsi="Times New Roman" w:cs="Times New Roman"/>
-          <w:color w:val="000000" w:themeColor="text1"/>
-          <w:sz w:val="28"/>
-          <w:szCs w:val="28"/>
-          <w:lang w:val="ru-RU"/>
-        </w:rPr>
-        <w:t>).</w:t>
-      </w:r>
     </w:p>
     <w:p>
       <w:pPr>
@@ -2218,79 +2518,174 @@
       <w:r>
         <w:rPr>
           <w:rFonts w:ascii="Times New Roman" w:hAnsi="Times New Roman" w:cs="Times New Roman"/>
-          <w:b/>
-          <w:bCs/>
-          <w:color w:val="000000" w:themeColor="text1"/>
-          <w:sz w:val="28"/>
-          <w:szCs w:val="28"/>
-          <w:lang w:val="ru-RU"/>
-        </w:rPr>
-        <w:t>Плюсы и минусы:</w:t>
-      </w:r>
-      <w:r>
-        <w:rPr>
-          <w:rFonts w:ascii="Times New Roman" w:hAnsi="Times New Roman" w:cs="Times New Roman"/>
-          <w:color w:val="000000" w:themeColor="text1"/>
-          <w:sz w:val="28"/>
-          <w:szCs w:val="28"/>
-          <w:lang w:val="ru-RU"/>
-        </w:rPr>
-        <w:t> Главная сильная сторона MAC – </w:t>
-      </w:r>
-      <w:r>
-        <w:rPr>
-          <w:rFonts w:ascii="Times New Roman" w:hAnsi="Times New Roman" w:cs="Times New Roman"/>
-          <w:b/>
-          <w:bCs/>
-          <w:color w:val="000000" w:themeColor="text1"/>
-          <w:sz w:val="28"/>
-          <w:szCs w:val="28"/>
-          <w:lang w:val="ru-RU"/>
-        </w:rPr>
-        <w:t>высокая защита</w:t>
-      </w:r>
-      <w:r>
-        <w:rPr>
-          <w:rFonts w:ascii="Times New Roman" w:hAnsi="Times New Roman" w:cs="Times New Roman"/>
-          <w:color w:val="000000" w:themeColor="text1"/>
-          <w:sz w:val="28"/>
-          <w:szCs w:val="28"/>
-          <w:lang w:val="ru-RU"/>
-        </w:rPr>
-        <w:t xml:space="preserve"> конфиденциальных данных. Контроль </w:t>
-      </w:r>
-      <w:proofErr w:type="gramStart"/>
-      <w:r>
-        <w:rPr>
-          <w:rFonts w:ascii="Times New Roman" w:hAnsi="Times New Roman" w:cs="Times New Roman"/>
-          <w:color w:val="000000" w:themeColor="text1"/>
-          <w:sz w:val="28"/>
-          <w:szCs w:val="28"/>
-          <w:lang w:val="ru-RU"/>
-        </w:rPr>
-        <w:t>централизован (администратор задаёт политики)</w:t>
-      </w:r>
-      <w:proofErr w:type="gramEnd"/>
-      <w:r>
-        <w:rPr>
-          <w:rFonts w:ascii="Times New Roman" w:hAnsi="Times New Roman" w:cs="Times New Roman"/>
-          <w:color w:val="000000" w:themeColor="text1"/>
-          <w:sz w:val="28"/>
-          <w:szCs w:val="28"/>
-          <w:lang w:val="ru-RU"/>
-        </w:rPr>
-        <w:t xml:space="preserve"> и пользователи не могут самостоятельно менять права на свои ресурсы. Поэтому такую модель используют в условиях строгой безопасности </w:t>
-      </w:r>
-      <w:r>
-        <w:rPr>
-          <w:rFonts w:ascii="Times New Roman" w:hAnsi="Times New Roman" w:cs="Times New Roman"/>
-          <w:color w:val="000000" w:themeColor="text1"/>
-          <w:sz w:val="28"/>
-          <w:szCs w:val="28"/>
-          <w:lang w:val="ru-RU"/>
-        </w:rPr>
-        <w:lastRenderedPageBreak/>
-        <w:t>(гостайна, военная сфера). Минусом является жёсткость: система сложнее в настройке и менее гибкая, внедрение обходится дорого, и для небольших организаций обычно избыточно. То есть в MAC удобство приносится в жертву безопасности.</w:t>
+          <w:color w:val="000000" w:themeColor="text1"/>
+          <w:sz w:val="28"/>
+          <w:szCs w:val="28"/>
+          <w:lang w:val="ru-RU"/>
+        </w:rPr>
+        <w:t xml:space="preserve">Иными словами, если у объекта уровень «Высокий», а у субъекта – «Средний», то доступ на чтение запрещён, если у субъекта – «Высокий» и у объекта «Средний», то читать можно, но записывать обратно нельзя. </w:t>
+      </w:r>
+      <w:r>
+        <w:rPr>
+          <w:rFonts w:ascii="Times New Roman" w:hAnsi="Times New Roman" w:cs="Times New Roman"/>
+          <w:color w:val="000000" w:themeColor="text1"/>
+          <w:sz w:val="28"/>
+          <w:szCs w:val="28"/>
+        </w:rPr>
+        <w:br/>
+        <w:t>Смысл</w:t>
+      </w:r>
+      <w:r>
+        <w:rPr>
+          <w:rFonts w:ascii="Times New Roman" w:hAnsi="Times New Roman" w:cs="Times New Roman"/>
+          <w:color w:val="000000" w:themeColor="text1"/>
+          <w:sz w:val="28"/>
+          <w:szCs w:val="28"/>
+          <w:lang w:val="ru-RU"/>
+        </w:rPr>
+        <w:t xml:space="preserve"> в том, что</w:t>
+      </w:r>
+      <w:r>
+        <w:rPr>
+          <w:rFonts w:ascii="Times New Roman" w:hAnsi="Times New Roman" w:cs="Times New Roman"/>
+          <w:color w:val="000000" w:themeColor="text1"/>
+          <w:sz w:val="28"/>
+          <w:szCs w:val="28"/>
+        </w:rPr>
+        <w:t xml:space="preserve"> если </w:t>
+      </w:r>
+      <w:r>
+        <w:rPr>
+          <w:rFonts w:ascii="Times New Roman" w:hAnsi="Times New Roman" w:cs="Times New Roman"/>
+          <w:color w:val="000000" w:themeColor="text1"/>
+          <w:sz w:val="28"/>
+          <w:szCs w:val="28"/>
+          <w:lang w:val="ru-RU"/>
+        </w:rPr>
+        <w:t>пользователь</w:t>
+      </w:r>
+      <w:r>
+        <w:rPr>
+          <w:rFonts w:ascii="Times New Roman" w:hAnsi="Times New Roman" w:cs="Times New Roman"/>
+          <w:color w:val="000000" w:themeColor="text1"/>
+          <w:sz w:val="28"/>
+          <w:szCs w:val="28"/>
+        </w:rPr>
+        <w:t xml:space="preserve"> прочитал что-то </w:t>
+      </w:r>
+      <w:r>
+        <w:rPr>
+          <w:rFonts w:ascii="Times New Roman" w:hAnsi="Times New Roman" w:cs="Times New Roman"/>
+          <w:color w:val="000000" w:themeColor="text1"/>
+          <w:sz w:val="28"/>
+          <w:szCs w:val="28"/>
+          <w:lang w:val="ru-RU"/>
+        </w:rPr>
+        <w:t>«</w:t>
+      </w:r>
+      <w:r>
+        <w:rPr>
+          <w:rFonts w:ascii="Times New Roman" w:hAnsi="Times New Roman" w:cs="Times New Roman"/>
+          <w:color w:val="000000" w:themeColor="text1"/>
+          <w:sz w:val="28"/>
+          <w:szCs w:val="28"/>
+        </w:rPr>
+        <w:t>Высокое</w:t>
+      </w:r>
+      <w:r>
+        <w:rPr>
+          <w:rFonts w:ascii="Times New Roman" w:hAnsi="Times New Roman" w:cs="Times New Roman"/>
+          <w:color w:val="000000" w:themeColor="text1"/>
+          <w:sz w:val="28"/>
+          <w:szCs w:val="28"/>
+          <w:lang w:val="ru-RU"/>
+        </w:rPr>
+        <w:t>»</w:t>
+      </w:r>
+      <w:r>
+        <w:rPr>
+          <w:rFonts w:ascii="Times New Roman" w:hAnsi="Times New Roman" w:cs="Times New Roman"/>
+          <w:color w:val="000000" w:themeColor="text1"/>
+          <w:sz w:val="28"/>
+          <w:szCs w:val="28"/>
+        </w:rPr>
+        <w:t>, т</w:t>
+      </w:r>
+      <w:r>
+        <w:rPr>
+          <w:rFonts w:ascii="Times New Roman" w:hAnsi="Times New Roman" w:cs="Times New Roman"/>
+          <w:color w:val="000000" w:themeColor="text1"/>
+          <w:sz w:val="28"/>
+          <w:szCs w:val="28"/>
+          <w:lang w:val="ru-RU"/>
+        </w:rPr>
+        <w:t>о он</w:t>
+      </w:r>
+      <w:r>
+        <w:rPr>
+          <w:rFonts w:ascii="Times New Roman" w:hAnsi="Times New Roman" w:cs="Times New Roman"/>
+          <w:color w:val="000000" w:themeColor="text1"/>
+          <w:sz w:val="28"/>
+          <w:szCs w:val="28"/>
+        </w:rPr>
+        <w:t xml:space="preserve"> не должен случайно (или специально) записать это в </w:t>
+      </w:r>
+      <w:r>
+        <w:rPr>
+          <w:rFonts w:ascii="Times New Roman" w:hAnsi="Times New Roman" w:cs="Times New Roman"/>
+          <w:color w:val="000000" w:themeColor="text1"/>
+          <w:sz w:val="28"/>
+          <w:szCs w:val="28"/>
+          <w:lang w:val="ru-RU"/>
+        </w:rPr>
+        <w:t>«</w:t>
+      </w:r>
+      <w:r>
+        <w:rPr>
+          <w:rFonts w:ascii="Times New Roman" w:hAnsi="Times New Roman" w:cs="Times New Roman"/>
+          <w:color w:val="000000" w:themeColor="text1"/>
+          <w:sz w:val="28"/>
+          <w:szCs w:val="28"/>
+        </w:rPr>
+        <w:t>Средний</w:t>
+      </w:r>
+      <w:r>
+        <w:rPr>
+          <w:rFonts w:ascii="Times New Roman" w:hAnsi="Times New Roman" w:cs="Times New Roman"/>
+          <w:color w:val="000000" w:themeColor="text1"/>
+          <w:sz w:val="28"/>
+          <w:szCs w:val="28"/>
+          <w:lang w:val="ru-RU"/>
+        </w:rPr>
+        <w:t>» или «</w:t>
+      </w:r>
+      <w:r>
+        <w:rPr>
+          <w:rFonts w:ascii="Times New Roman" w:hAnsi="Times New Roman" w:cs="Times New Roman"/>
+          <w:color w:val="000000" w:themeColor="text1"/>
+          <w:sz w:val="28"/>
+          <w:szCs w:val="28"/>
+        </w:rPr>
+        <w:t>Низкий</w:t>
+      </w:r>
+      <w:r>
+        <w:rPr>
+          <w:rFonts w:ascii="Times New Roman" w:hAnsi="Times New Roman" w:cs="Times New Roman"/>
+          <w:color w:val="000000" w:themeColor="text1"/>
+          <w:sz w:val="28"/>
+          <w:szCs w:val="28"/>
+          <w:lang w:val="ru-RU"/>
+        </w:rPr>
+        <w:t>»</w:t>
+      </w:r>
+      <w:r>
+        <w:rPr>
+          <w:rFonts w:ascii="Times New Roman" w:hAnsi="Times New Roman" w:cs="Times New Roman"/>
+          <w:color w:val="000000" w:themeColor="text1"/>
+          <w:sz w:val="28"/>
+          <w:szCs w:val="28"/>
+        </w:rPr>
+        <w:t xml:space="preserve"> файл и тем самым устроить утечку.</w:t>
       </w:r>
     </w:p>
     <w:p>
@@ -2300,22 +2695,213 @@
         <w:jc w:val="both"/>
         <w:rPr>
           <w:rFonts w:ascii="Times New Roman" w:hAnsi="Times New Roman" w:cs="Times New Roman"/>
-          <w:b/>
-          <w:bCs/>
-          <w:color w:val="000000" w:themeColor="text1"/>
-          <w:sz w:val="28"/>
-          <w:szCs w:val="28"/>
-          <w:lang w:val="ru-RU"/>
-        </w:rPr>
-      </w:pPr>
-      <w:r>
-        <w:rPr>
-          <w:rFonts w:ascii="Times New Roman" w:hAnsi="Times New Roman" w:cs="Times New Roman"/>
-          <w:b/>
-          <w:bCs/>
-          <w:color w:val="000000" w:themeColor="text1"/>
-          <w:sz w:val="28"/>
-          <w:szCs w:val="28"/>
+          <w:color w:val="000000" w:themeColor="text1"/>
+          <w:sz w:val="28"/>
+          <w:szCs w:val="28"/>
+          <w:lang w:val="ru-RU"/>
+        </w:rPr>
+      </w:pPr>
+      <w:r>
+        <w:rPr>
+          <w:rFonts w:ascii="Times New Roman" w:hAnsi="Times New Roman" w:cs="Times New Roman"/>
+          <w:color w:val="000000" w:themeColor="text1"/>
+          <w:sz w:val="28"/>
+          <w:szCs w:val="28"/>
+          <w:lang w:val="ru-RU"/>
+        </w:rPr>
+        <w:t>Часто говорят: </w:t>
+      </w:r>
+      <w:r>
+        <w:rPr>
+          <w:rFonts w:ascii="Times New Roman" w:hAnsi="Times New Roman" w:cs="Times New Roman"/>
+          <w:b/>
+          <w:bCs/>
+          <w:color w:val="000000" w:themeColor="text1"/>
+          <w:sz w:val="28"/>
+          <w:szCs w:val="28"/>
+          <w:lang w:val="ru-RU"/>
+        </w:rPr>
+        <w:t>ни «чтение наверх», ни «запись вниз»</w:t>
+      </w:r>
+      <w:r>
+        <w:rPr>
+          <w:rFonts w:ascii="Times New Roman" w:hAnsi="Times New Roman" w:cs="Times New Roman"/>
+          <w:color w:val="000000" w:themeColor="text1"/>
+          <w:sz w:val="28"/>
+          <w:szCs w:val="28"/>
+          <w:lang w:val="ru-RU"/>
+        </w:rPr>
+        <w:t> </w:t>
+      </w:r>
+      <w:proofErr w:type="gramStart"/>
+      <w:r>
+        <w:rPr>
+          <w:rFonts w:ascii="Times New Roman" w:hAnsi="Times New Roman" w:cs="Times New Roman"/>
+          <w:color w:val="000000" w:themeColor="text1"/>
+          <w:sz w:val="28"/>
+          <w:szCs w:val="28"/>
+          <w:lang w:val="ru-RU"/>
+        </w:rPr>
+        <w:t>- это</w:t>
+      </w:r>
+      <w:proofErr w:type="gramEnd"/>
+      <w:r>
+        <w:rPr>
+          <w:rFonts w:ascii="Times New Roman" w:hAnsi="Times New Roman" w:cs="Times New Roman"/>
+          <w:color w:val="000000" w:themeColor="text1"/>
+          <w:sz w:val="28"/>
+          <w:szCs w:val="28"/>
+          <w:lang w:val="ru-RU"/>
+        </w:rPr>
+        <w:t xml:space="preserve"> и есть </w:t>
+      </w:r>
+      <w:r>
+        <w:rPr>
+          <w:rFonts w:ascii="Times New Roman" w:hAnsi="Times New Roman" w:cs="Times New Roman"/>
+          <w:color w:val="000000" w:themeColor="text1"/>
+          <w:sz w:val="28"/>
+          <w:szCs w:val="28"/>
+          <w:lang w:val="ru-RU"/>
+        </w:rPr>
+        <w:t>правило Белла–</w:t>
+      </w:r>
+      <w:proofErr w:type="spellStart"/>
+      <w:r>
+        <w:rPr>
+          <w:rFonts w:ascii="Times New Roman" w:hAnsi="Times New Roman" w:cs="Times New Roman"/>
+          <w:color w:val="000000" w:themeColor="text1"/>
+          <w:sz w:val="28"/>
+          <w:szCs w:val="28"/>
+          <w:lang w:val="ru-RU"/>
+        </w:rPr>
+        <w:t>Лападулы</w:t>
+      </w:r>
+      <w:proofErr w:type="spellEnd"/>
+      <w:r>
+        <w:rPr>
+          <w:rFonts w:ascii="Times New Roman" w:hAnsi="Times New Roman" w:cs="Times New Roman"/>
+          <w:color w:val="000000" w:themeColor="text1"/>
+          <w:sz w:val="28"/>
+          <w:szCs w:val="28"/>
+          <w:lang w:val="ru-RU"/>
+        </w:rPr>
+        <w:t>.</w:t>
+      </w:r>
+    </w:p>
+    <w:p>
+      <w:pPr>
+        <w:spacing w:line="360" w:lineRule="auto"/>
+        <w:ind w:firstLine="709"/>
+        <w:jc w:val="both"/>
+        <w:rPr>
+          <w:rFonts w:ascii="Times New Roman" w:hAnsi="Times New Roman" w:cs="Times New Roman"/>
+          <w:color w:val="000000" w:themeColor="text1"/>
+          <w:sz w:val="28"/>
+          <w:szCs w:val="28"/>
+          <w:lang w:val="ru-RU"/>
+        </w:rPr>
+      </w:pPr>
+      <w:r>
+        <w:rPr>
+          <w:rFonts w:ascii="Times New Roman" w:hAnsi="Times New Roman" w:cs="Times New Roman"/>
+          <w:b/>
+          <w:bCs/>
+          <w:color w:val="000000" w:themeColor="text1"/>
+          <w:sz w:val="28"/>
+          <w:szCs w:val="28"/>
+          <w:lang w:val="ru-RU"/>
+        </w:rPr>
+        <w:t>Плюсы и минусы:</w:t>
+      </w:r>
+      <w:r>
+        <w:rPr>
+          <w:rFonts w:ascii="Times New Roman" w:hAnsi="Times New Roman" w:cs="Times New Roman"/>
+          <w:color w:val="000000" w:themeColor="text1"/>
+          <w:sz w:val="28"/>
+          <w:szCs w:val="28"/>
+          <w:lang w:val="ru-RU"/>
+        </w:rPr>
+        <w:t> Главная сильная сторона MAC – </w:t>
+      </w:r>
+      <w:r>
+        <w:rPr>
+          <w:rFonts w:ascii="Times New Roman" w:hAnsi="Times New Roman" w:cs="Times New Roman"/>
+          <w:b/>
+          <w:bCs/>
+          <w:color w:val="000000" w:themeColor="text1"/>
+          <w:sz w:val="28"/>
+          <w:szCs w:val="28"/>
+          <w:lang w:val="ru-RU"/>
+        </w:rPr>
+        <w:t>высокая защита</w:t>
+      </w:r>
+      <w:r>
+        <w:rPr>
+          <w:rFonts w:ascii="Times New Roman" w:hAnsi="Times New Roman" w:cs="Times New Roman"/>
+          <w:color w:val="000000" w:themeColor="text1"/>
+          <w:sz w:val="28"/>
+          <w:szCs w:val="28"/>
+          <w:lang w:val="ru-RU"/>
+        </w:rPr>
+        <w:t xml:space="preserve"> конфиденциальных данных. Контроль </w:t>
+      </w:r>
+      <w:proofErr w:type="gramStart"/>
+      <w:r>
+        <w:rPr>
+          <w:rFonts w:ascii="Times New Roman" w:hAnsi="Times New Roman" w:cs="Times New Roman"/>
+          <w:color w:val="000000" w:themeColor="text1"/>
+          <w:sz w:val="28"/>
+          <w:szCs w:val="28"/>
+          <w:lang w:val="ru-RU"/>
+        </w:rPr>
+        <w:t>централизован (администратор задаёт политики)</w:t>
+      </w:r>
+      <w:proofErr w:type="gramEnd"/>
+      <w:r>
+        <w:rPr>
+          <w:rFonts w:ascii="Times New Roman" w:hAnsi="Times New Roman" w:cs="Times New Roman"/>
+          <w:color w:val="000000" w:themeColor="text1"/>
+          <w:sz w:val="28"/>
+          <w:szCs w:val="28"/>
+          <w:lang w:val="ru-RU"/>
+        </w:rPr>
+        <w:t xml:space="preserve"> и пользователи не могут самостоятельно менять права на свои ресурсы. Поэтому такую модель используют в условиях строгой безопасности (гостайна, военная сфера). Минусом является жёсткость: система сложнее в </w:t>
+      </w:r>
+      <w:r>
+        <w:rPr>
+          <w:rFonts w:ascii="Times New Roman" w:hAnsi="Times New Roman" w:cs="Times New Roman"/>
+          <w:color w:val="000000" w:themeColor="text1"/>
+          <w:sz w:val="28"/>
+          <w:szCs w:val="28"/>
+          <w:lang w:val="ru-RU"/>
+        </w:rPr>
+        <w:lastRenderedPageBreak/>
+        <w:t>настройке и менее гибкая, внедрение обходится дорого, и для небольших организаций обычно избыточно. То есть в MAC удобство приносится в жертву безопасности.</w:t>
+      </w:r>
+    </w:p>
+    <w:p>
+      <w:pPr>
+        <w:spacing w:line="360" w:lineRule="auto"/>
+        <w:jc w:val="center"/>
+        <w:rPr>
+          <w:rFonts w:ascii="Times New Roman" w:hAnsi="Times New Roman" w:cs="Times New Roman"/>
+          <w:b/>
+          <w:bCs/>
+          <w:color w:val="000000" w:themeColor="text1"/>
+          <w:sz w:val="28"/>
+          <w:szCs w:val="28"/>
+          <w:lang w:val="ru-RU"/>
+        </w:rPr>
+      </w:pPr>
+      <w:r>
+        <w:rPr>
+          <w:rFonts w:ascii="Times New Roman" w:hAnsi="Times New Roman" w:cs="Times New Roman"/>
+          <w:b/>
+          <w:bCs/>
+          <w:color w:val="000000" w:themeColor="text1"/>
+          <w:sz w:val="32"/>
+          <w:szCs w:val="32"/>
+          <w:highlight w:val="yellow"/>
           <w:lang w:val="ru-RU"/>
         </w:rPr>
         <w:t>Сравнение дискреционного и мандатного подходов</w:t>
@@ -2522,7 +3108,7 @@
           <w:szCs w:val="28"/>
           <w:lang w:val="ru-RU"/>
         </w:rPr>
-        <w:t>. MAC используется там, где любое нарушение недопустимо (госбезопасность, спецслужбы). Иногда в крупных системах обе модели сочетают: например, файловая система может использовать и метки, и владельцев одновременно.</w:t>
+        <w:t xml:space="preserve">. MAC используется там, где любое нарушение недопустимо (госбезопасность, спецслужбы). </w:t>
       </w:r>
     </w:p>
     <w:p>
@@ -2583,18 +3169,48 @@
           <w:szCs w:val="28"/>
           <w:lang w:val="ru-RU"/>
         </w:rPr>
-        <w:t xml:space="preserve"> – то есть каждому выдают только необходимые права. Но и DAC, и MAC требуют тщательной настройки и контроля, особенно в </w:t>
-      </w:r>
-      <w:r>
-        <w:rPr>
-          <w:rFonts w:ascii="Times New Roman" w:hAnsi="Times New Roman" w:cs="Times New Roman"/>
-          <w:color w:val="000000" w:themeColor="text1"/>
-          <w:sz w:val="28"/>
-          <w:szCs w:val="28"/>
+        <w:t> – то есть каждому выдают только необходимые права. Но и DAC, и MAC требуют тщательной настройки и контроля, особенно в больших организациях. Независимо от модели, полезным оказывается периодический аудит прав доступа, чтобы не допустить разрастания лишних привилегий.</w:t>
+      </w:r>
+    </w:p>
+    <w:p>
+      <w:pPr>
+        <w:spacing w:line="360" w:lineRule="auto"/>
+        <w:ind w:left="720"/>
+        <w:jc w:val="center"/>
+        <w:rPr>
+          <w:rFonts w:ascii="Times New Roman" w:hAnsi="Times New Roman" w:cs="Times New Roman"/>
+          <w:color w:val="000000" w:themeColor="text1"/>
+          <w:sz w:val="32"/>
+          <w:szCs w:val="32"/>
+          <w:lang w:val="ru-RU"/>
+        </w:rPr>
+      </w:pPr>
+      <w:r>
+        <w:rPr>
+          <w:rFonts w:ascii="Times New Roman" w:hAnsi="Times New Roman" w:cs="Times New Roman"/>
+          <w:b/>
+          <w:bCs/>
+          <w:color w:val="000000" w:themeColor="text1"/>
+          <w:sz w:val="32"/>
+          <w:szCs w:val="32"/>
+          <w:highlight w:val="yellow"/>
           <w:lang w:val="ru-RU"/>
         </w:rPr>
         <w:lastRenderedPageBreak/>
-        <w:t>больших организациях. Независимо от модели, полезным оказывается периодический аудит прав доступа, чтобы не допустить разрастания лишних привилегий.</w:t>
+        <w:t>На практике н</w:t>
+      </w:r>
+      <w:r>
+        <w:rPr>
+          <w:rFonts w:ascii="Times New Roman" w:hAnsi="Times New Roman" w:cs="Times New Roman"/>
+          <w:b/>
+          <w:bCs/>
+          <w:color w:val="000000" w:themeColor="text1"/>
+          <w:sz w:val="32"/>
+          <w:szCs w:val="32"/>
+          <w:highlight w:val="yellow"/>
+          <w:lang w:val="ru-RU"/>
+        </w:rPr>
+        <w:t>ередко модели сочетаются.</w:t>
       </w:r>
     </w:p>
     <w:p>
@@ -2613,40 +3229,107 @@
       <w:r>
         <w:rPr>
           <w:rFonts w:ascii="Times New Roman" w:hAnsi="Times New Roman" w:cs="Times New Roman"/>
-          <w:i/>
-          <w:iCs/>
-          <w:color w:val="000000" w:themeColor="text1"/>
-          <w:sz w:val="28"/>
-          <w:szCs w:val="28"/>
-          <w:lang w:val="ru-RU"/>
-        </w:rPr>
-        <w:t>(Кстати, существует и третья модель – </w:t>
-      </w:r>
-      <w:r>
-        <w:rPr>
-          <w:rFonts w:ascii="Times New Roman" w:hAnsi="Times New Roman" w:cs="Times New Roman"/>
-          <w:b/>
-          <w:bCs/>
-          <w:i/>
-          <w:iCs/>
-          <w:color w:val="000000" w:themeColor="text1"/>
-          <w:sz w:val="28"/>
-          <w:szCs w:val="28"/>
-          <w:lang w:val="ru-RU"/>
-        </w:rPr>
-        <w:t>ролевой контроль доступа (RBAC)</w:t>
-      </w:r>
-      <w:r>
-        <w:rPr>
-          <w:rFonts w:ascii="Times New Roman" w:hAnsi="Times New Roman" w:cs="Times New Roman"/>
-          <w:i/>
-          <w:iCs/>
-          <w:color w:val="000000" w:themeColor="text1"/>
-          <w:sz w:val="28"/>
-          <w:szCs w:val="28"/>
-          <w:lang w:val="ru-RU"/>
-        </w:rPr>
-        <w:t> – когда права объединяются в роли (например, «бухгалтер», «менеджер») и даются сотрудникам по их роли. RBAC во многом унаследовал идею DAC, но вводит более гибкие наборы ролей.)</w:t>
+          <w:color w:val="000000" w:themeColor="text1"/>
+          <w:sz w:val="28"/>
+          <w:szCs w:val="28"/>
+        </w:rPr>
+        <w:t xml:space="preserve">Во многих реальных системах дискреционный и мандатный подходы работают </w:t>
+      </w:r>
+      <w:r>
+        <w:rPr>
+          <w:rFonts w:ascii="Times New Roman" w:hAnsi="Times New Roman" w:cs="Times New Roman"/>
+          <w:b/>
+          <w:bCs/>
+          <w:color w:val="000000" w:themeColor="text1"/>
+          <w:sz w:val="28"/>
+          <w:szCs w:val="28"/>
+        </w:rPr>
+        <w:t>одновременно</w:t>
+      </w:r>
+      <w:r>
+        <w:rPr>
+          <w:rFonts w:ascii="Times New Roman" w:hAnsi="Times New Roman" w:cs="Times New Roman"/>
+          <w:color w:val="000000" w:themeColor="text1"/>
+          <w:sz w:val="28"/>
+          <w:szCs w:val="28"/>
+        </w:rPr>
+        <w:t xml:space="preserve">. Например, базовые права файловой системы могут быть настроены по DAC (владелец/группа/ACL), но поверх этого действуют правила MAC, которые могут запретить действие даже при наличии </w:t>
+      </w:r>
+      <w:r>
+        <w:rPr>
+          <w:rFonts w:ascii="Times New Roman" w:hAnsi="Times New Roman" w:cs="Times New Roman"/>
+          <w:color w:val="000000" w:themeColor="text1"/>
+          <w:sz w:val="28"/>
+          <w:szCs w:val="28"/>
+          <w:lang w:val="ru-RU"/>
+        </w:rPr>
+        <w:t>«</w:t>
+      </w:r>
+      <w:r>
+        <w:rPr>
+          <w:rFonts w:ascii="Times New Roman" w:hAnsi="Times New Roman" w:cs="Times New Roman"/>
+          <w:color w:val="000000" w:themeColor="text1"/>
+          <w:sz w:val="28"/>
+          <w:szCs w:val="28"/>
+        </w:rPr>
+        <w:t>обычных</w:t>
+      </w:r>
+      <w:r>
+        <w:rPr>
+          <w:rFonts w:ascii="Times New Roman" w:hAnsi="Times New Roman" w:cs="Times New Roman"/>
+          <w:color w:val="000000" w:themeColor="text1"/>
+          <w:sz w:val="28"/>
+          <w:szCs w:val="28"/>
+          <w:lang w:val="ru-RU"/>
+        </w:rPr>
+        <w:t>»</w:t>
+      </w:r>
+      <w:r>
+        <w:rPr>
+          <w:rFonts w:ascii="Times New Roman" w:hAnsi="Times New Roman" w:cs="Times New Roman"/>
+          <w:color w:val="000000" w:themeColor="text1"/>
+          <w:sz w:val="28"/>
+          <w:szCs w:val="28"/>
+        </w:rPr>
+        <w:t xml:space="preserve"> прав. Это удобно: DAC обеспечивает гибкость в повседневной работе, а MAC </w:t>
+      </w:r>
+      <w:r>
+        <w:rPr>
+          <w:rFonts w:ascii="Times New Roman" w:hAnsi="Times New Roman" w:cs="Times New Roman"/>
+          <w:color w:val="000000" w:themeColor="text1"/>
+          <w:sz w:val="28"/>
+          <w:szCs w:val="28"/>
+          <w:lang w:val="ru-RU"/>
+        </w:rPr>
+        <w:t>«</w:t>
+      </w:r>
+      <w:r>
+        <w:rPr>
+          <w:rFonts w:ascii="Times New Roman" w:hAnsi="Times New Roman" w:cs="Times New Roman"/>
+          <w:color w:val="000000" w:themeColor="text1"/>
+          <w:sz w:val="28"/>
+          <w:szCs w:val="28"/>
+        </w:rPr>
+        <w:t>подстраховывает</w:t>
+      </w:r>
+      <w:r>
+        <w:rPr>
+          <w:rFonts w:ascii="Times New Roman" w:hAnsi="Times New Roman" w:cs="Times New Roman"/>
+          <w:color w:val="000000" w:themeColor="text1"/>
+          <w:sz w:val="28"/>
+          <w:szCs w:val="28"/>
+          <w:lang w:val="ru-RU"/>
+        </w:rPr>
+        <w:t>»</w:t>
+      </w:r>
+      <w:r>
+        <w:rPr>
+          <w:rFonts w:ascii="Times New Roman" w:hAnsi="Times New Roman" w:cs="Times New Roman"/>
+          <w:color w:val="000000" w:themeColor="text1"/>
+          <w:sz w:val="28"/>
+          <w:szCs w:val="28"/>
+        </w:rPr>
+        <w:t xml:space="preserve"> и не даёт нарушить общую политику безопасности. Такой подход особенно важен в средах, где есть данные разных уровней важности и требуется предотвратить утечки между ними.</w:t>
       </w:r>
     </w:p>
     <w:p>
@@ -2656,25 +3339,41 @@
         <w:jc w:val="both"/>
         <w:rPr>
           <w:rFonts w:ascii="Times New Roman" w:hAnsi="Times New Roman" w:cs="Times New Roman"/>
-          <w:b/>
-          <w:bCs/>
-          <w:color w:val="000000" w:themeColor="text1"/>
-          <w:sz w:val="28"/>
-          <w:szCs w:val="28"/>
-          <w:lang w:val="ru-RU"/>
-        </w:rPr>
-      </w:pPr>
-      <w:r>
-        <w:rPr>
-          <w:rFonts w:ascii="Times New Roman" w:hAnsi="Times New Roman" w:cs="Times New Roman"/>
-          <w:b/>
-          <w:bCs/>
-          <w:color w:val="000000" w:themeColor="text1"/>
-          <w:sz w:val="28"/>
-          <w:szCs w:val="28"/>
-          <w:lang w:val="ru-RU"/>
-        </w:rPr>
-        <w:t>Заключение</w:t>
+          <w:color w:val="000000" w:themeColor="text1"/>
+          <w:sz w:val="28"/>
+          <w:szCs w:val="28"/>
+          <w:lang w:val="ru-RU"/>
+        </w:rPr>
+      </w:pPr>
+      <w:r>
+        <w:rPr>
+          <w:rFonts w:ascii="Times New Roman" w:hAnsi="Times New Roman" w:cs="Times New Roman"/>
+          <w:color w:val="000000" w:themeColor="text1"/>
+          <w:sz w:val="28"/>
+          <w:szCs w:val="28"/>
+          <w:lang w:val="ru-RU"/>
+        </w:rPr>
+        <w:t xml:space="preserve">Представим систему, где для документов используются метки вроде «Несекретно», «Для служебного пользования» и «Секретно». В отделе есть сотрудник Иван с допуском «Секретно» и сотрудник Пётр с допуском «Для служебного пользования». Иван создал </w:t>
+      </w:r>
+      <w:r>
+        <w:rPr>
+          <w:rFonts w:ascii="Times New Roman" w:hAnsi="Times New Roman" w:cs="Times New Roman"/>
+          <w:color w:val="000000" w:themeColor="text1"/>
+          <w:sz w:val="28"/>
+          <w:szCs w:val="28"/>
+          <w:lang w:val="ru-RU"/>
+        </w:rPr>
+        <w:t xml:space="preserve">некоторый </w:t>
+      </w:r>
+      <w:r>
+        <w:rPr>
+          <w:rFonts w:ascii="Times New Roman" w:hAnsi="Times New Roman" w:cs="Times New Roman"/>
+          <w:color w:val="000000" w:themeColor="text1"/>
+          <w:sz w:val="28"/>
+          <w:szCs w:val="28"/>
+          <w:lang w:val="ru-RU"/>
+        </w:rPr>
+        <w:t>файл и по обычным правам файловой системы (то есть по дискреционной модели) выдал Петру доступ на чтение: формально он владелец и может разрешить коллеге открыть файл. Если смотреть только на DAC, всё выглядит нормально — доступ разрешён владельцем.</w:t>
       </w:r>
     </w:p>
     <w:p>
@@ -2687,142 +3386,58 @@
           <w:color w:val="000000" w:themeColor="text1"/>
           <w:sz w:val="28"/>
           <w:szCs w:val="28"/>
-          <w:lang w:val="en-US"/>
-        </w:rPr>
-      </w:pPr>
-      <w:r>
-        <w:rPr>
-          <w:rFonts w:ascii="Times New Roman" w:hAnsi="Times New Roman" w:cs="Times New Roman"/>
-          <w:color w:val="000000" w:themeColor="text1"/>
-          <w:sz w:val="28"/>
-          <w:szCs w:val="28"/>
-          <w:lang w:val="ru-RU"/>
-        </w:rPr>
-        <w:t>Дискреционный и мандатный принципы доступа – два фундаментальных подхода к управлению правами в информационных системах. </w:t>
-      </w:r>
-      <w:r>
-        <w:rPr>
-          <w:rFonts w:ascii="Times New Roman" w:hAnsi="Times New Roman" w:cs="Times New Roman"/>
-          <w:b/>
-          <w:bCs/>
-          <w:color w:val="000000" w:themeColor="text1"/>
-          <w:sz w:val="28"/>
-          <w:szCs w:val="28"/>
-          <w:lang w:val="ru-RU"/>
-        </w:rPr>
-        <w:t>Дискреционный контроль</w:t>
-      </w:r>
-      <w:r>
-        <w:rPr>
-          <w:rFonts w:ascii="Times New Roman" w:hAnsi="Times New Roman" w:cs="Times New Roman"/>
-          <w:color w:val="000000" w:themeColor="text1"/>
-          <w:sz w:val="28"/>
-          <w:szCs w:val="28"/>
-          <w:lang w:val="ru-RU"/>
-        </w:rPr>
-        <w:t> даёт владельцу ресурса </w:t>
-      </w:r>
-      <w:r>
-        <w:rPr>
-          <w:rFonts w:ascii="Times New Roman" w:hAnsi="Times New Roman" w:cs="Times New Roman"/>
-          <w:b/>
-          <w:bCs/>
-          <w:color w:val="000000" w:themeColor="text1"/>
-          <w:sz w:val="28"/>
-          <w:szCs w:val="28"/>
-          <w:lang w:val="ru-RU"/>
-        </w:rPr>
-        <w:t>свободу устанавливать права</w:t>
-      </w:r>
-      <w:r>
-        <w:rPr>
-          <w:rFonts w:ascii="Times New Roman" w:hAnsi="Times New Roman" w:cs="Times New Roman"/>
-          <w:color w:val="000000" w:themeColor="text1"/>
-          <w:sz w:val="28"/>
-          <w:szCs w:val="28"/>
-          <w:lang w:val="ru-RU"/>
-        </w:rPr>
-        <w:t>, что удобно в повседневных системах, но может вести к непреднамеренным просчётам безопасности. </w:t>
-      </w:r>
-      <w:r>
-        <w:rPr>
-          <w:rFonts w:ascii="Times New Roman" w:hAnsi="Times New Roman" w:cs="Times New Roman"/>
-          <w:b/>
-          <w:bCs/>
-          <w:color w:val="000000" w:themeColor="text1"/>
-          <w:sz w:val="28"/>
-          <w:szCs w:val="28"/>
-          <w:lang w:val="ru-RU"/>
-        </w:rPr>
-        <w:t>Мандатный контроль</w:t>
-      </w:r>
-      <w:r>
-        <w:rPr>
-          <w:rFonts w:ascii="Times New Roman" w:hAnsi="Times New Roman" w:cs="Times New Roman"/>
-          <w:color w:val="000000" w:themeColor="text1"/>
-          <w:sz w:val="28"/>
-          <w:szCs w:val="28"/>
-          <w:lang w:val="ru-RU"/>
-        </w:rPr>
-        <w:t> опирается на </w:t>
-      </w:r>
-      <w:r>
-        <w:rPr>
-          <w:rFonts w:ascii="Times New Roman" w:hAnsi="Times New Roman" w:cs="Times New Roman"/>
-          <w:b/>
-          <w:bCs/>
-          <w:color w:val="000000" w:themeColor="text1"/>
-          <w:sz w:val="28"/>
-          <w:szCs w:val="28"/>
-          <w:lang w:val="ru-RU"/>
-        </w:rPr>
-        <w:t>жёсткие политики и метки безопасности</w:t>
-      </w:r>
-      <w:r>
-        <w:rPr>
-          <w:rFonts w:ascii="Times New Roman" w:hAnsi="Times New Roman" w:cs="Times New Roman"/>
-          <w:color w:val="000000" w:themeColor="text1"/>
-          <w:sz w:val="28"/>
-          <w:szCs w:val="28"/>
-          <w:lang w:val="ru-RU"/>
-        </w:rPr>
-        <w:t>, что обеспечивает сильную защиту конфиденциальности, но требует серьёзного администрирования. Важно понимать эти различия и применять подходящую модель или их сочетание в зависимости от задач: в простых системах часто хватает DAC, а в системах с секретными данными – требуется MAC. Независимо от выбранной модели, для надёжной защиты необходимо регулярно </w:t>
-      </w:r>
-      <w:proofErr w:type="spellStart"/>
-      <w:r>
-        <w:rPr>
-          <w:rFonts w:ascii="Times New Roman" w:hAnsi="Times New Roman" w:cs="Times New Roman"/>
-          <w:b/>
-          <w:bCs/>
-          <w:color w:val="000000" w:themeColor="text1"/>
-          <w:sz w:val="28"/>
-          <w:szCs w:val="28"/>
-          <w:lang w:val="ru-RU"/>
-        </w:rPr>
-        <w:t>аудитировать</w:t>
-      </w:r>
-      <w:proofErr w:type="spellEnd"/>
-      <w:r>
-        <w:rPr>
-          <w:rFonts w:ascii="Times New Roman" w:hAnsi="Times New Roman" w:cs="Times New Roman"/>
-          <w:b/>
-          <w:bCs/>
-          <w:color w:val="000000" w:themeColor="text1"/>
-          <w:sz w:val="28"/>
-          <w:szCs w:val="28"/>
-          <w:lang w:val="ru-RU"/>
-        </w:rPr>
-        <w:t xml:space="preserve"> права доступа</w:t>
-      </w:r>
-      <w:r>
-        <w:rPr>
-          <w:rFonts w:ascii="Times New Roman" w:hAnsi="Times New Roman" w:cs="Times New Roman"/>
-          <w:color w:val="000000" w:themeColor="text1"/>
-          <w:sz w:val="28"/>
-          <w:szCs w:val="28"/>
-          <w:lang w:val="ru-RU"/>
-        </w:rPr>
-        <w:t> и следить за тем, чтобы пользователи имели ровно те привилегии, которые нужны для работы (принцип наименьших привилегий).</w:t>
+          <w:lang w:val="ru-RU"/>
+        </w:rPr>
+      </w:pPr>
+      <w:r>
+        <w:rPr>
+          <w:rFonts w:ascii="Times New Roman" w:hAnsi="Times New Roman" w:cs="Times New Roman"/>
+          <w:color w:val="000000" w:themeColor="text1"/>
+          <w:sz w:val="28"/>
+          <w:szCs w:val="28"/>
+          <w:lang w:val="ru-RU"/>
+        </w:rPr>
+        <w:t xml:space="preserve">Но в системе дополнительно действует мандатная политика. </w:t>
+      </w:r>
+      <w:r>
+        <w:rPr>
+          <w:rFonts w:ascii="Times New Roman" w:hAnsi="Times New Roman" w:cs="Times New Roman"/>
+          <w:color w:val="000000" w:themeColor="text1"/>
+          <w:sz w:val="28"/>
+          <w:szCs w:val="28"/>
+          <w:lang w:val="ru-RU"/>
+        </w:rPr>
+        <w:t>На созданном файле стоит</w:t>
+      </w:r>
+      <w:r>
+        <w:rPr>
+          <w:rFonts w:ascii="Times New Roman" w:hAnsi="Times New Roman" w:cs="Times New Roman"/>
+          <w:color w:val="000000" w:themeColor="text1"/>
+          <w:sz w:val="28"/>
+          <w:szCs w:val="28"/>
+          <w:lang w:val="ru-RU"/>
+        </w:rPr>
+        <w:t xml:space="preserve"> метк</w:t>
+      </w:r>
+      <w:r>
+        <w:rPr>
+          <w:rFonts w:ascii="Times New Roman" w:hAnsi="Times New Roman" w:cs="Times New Roman"/>
+          <w:color w:val="000000" w:themeColor="text1"/>
+          <w:sz w:val="28"/>
+          <w:szCs w:val="28"/>
+          <w:lang w:val="ru-RU"/>
+        </w:rPr>
+        <w:t xml:space="preserve">а </w:t>
+      </w:r>
+      <w:r>
+        <w:rPr>
+          <w:rFonts w:ascii="Times New Roman" w:hAnsi="Times New Roman" w:cs="Times New Roman"/>
+          <w:color w:val="000000" w:themeColor="text1"/>
+          <w:sz w:val="28"/>
+          <w:szCs w:val="28"/>
+          <w:lang w:val="ru-RU"/>
+        </w:rPr>
+        <w:t>«Секретно», а у Петра допуск «Для служебного пользования». По мандатным правилам Пётр не может читать документ с более высокой меткой, даже если владелец специально “поделился” правами. В итоге получается ситуация “DAC разрешает, MAC запрещает”: обычные права говорят, что читать можно, а мандатная проверка говорит, что нельзя, и доступ блокируется.</w:t>
       </w:r>
     </w:p>
     <w:p>
@@ -2838,6 +3453,245 @@
           <w:lang w:val="ru-RU"/>
         </w:rPr>
       </w:pPr>
+      <w:r>
+        <w:rPr>
+          <w:rFonts w:ascii="Times New Roman" w:hAnsi="Times New Roman" w:cs="Times New Roman"/>
+          <w:color w:val="000000" w:themeColor="text1"/>
+          <w:sz w:val="28"/>
+          <w:szCs w:val="28"/>
+          <w:lang w:val="ru-RU"/>
+        </w:rPr>
+        <w:br/>
+      </w:r>
+    </w:p>
+    <w:p>
+      <w:pPr>
+        <w:spacing w:line="360" w:lineRule="auto"/>
+        <w:ind w:firstLine="709"/>
+        <w:jc w:val="both"/>
+        <w:rPr>
+          <w:rFonts w:ascii="Times New Roman" w:hAnsi="Times New Roman" w:cs="Times New Roman"/>
+          <w:color w:val="000000" w:themeColor="text1"/>
+          <w:sz w:val="28"/>
+          <w:szCs w:val="28"/>
+          <w:lang w:val="ru-RU"/>
+        </w:rPr>
+      </w:pPr>
+      <w:r>
+        <w:rPr>
+          <w:rFonts w:ascii="Times New Roman" w:hAnsi="Times New Roman" w:cs="Times New Roman"/>
+          <w:i/>
+          <w:iCs/>
+          <w:color w:val="000000" w:themeColor="text1"/>
+          <w:sz w:val="28"/>
+          <w:szCs w:val="28"/>
+          <w:lang w:val="ru-RU"/>
+        </w:rPr>
+        <w:lastRenderedPageBreak/>
+        <w:t>(Кстати, существует и третья модель – </w:t>
+      </w:r>
+      <w:r>
+        <w:rPr>
+          <w:rFonts w:ascii="Times New Roman" w:hAnsi="Times New Roman" w:cs="Times New Roman"/>
+          <w:b/>
+          <w:bCs/>
+          <w:i/>
+          <w:iCs/>
+          <w:color w:val="000000" w:themeColor="text1"/>
+          <w:sz w:val="28"/>
+          <w:szCs w:val="28"/>
+          <w:lang w:val="ru-RU"/>
+        </w:rPr>
+        <w:t>ролевой контроль доступа (RBAC)</w:t>
+      </w:r>
+      <w:r>
+        <w:rPr>
+          <w:rFonts w:ascii="Times New Roman" w:hAnsi="Times New Roman" w:cs="Times New Roman"/>
+          <w:i/>
+          <w:iCs/>
+          <w:color w:val="000000" w:themeColor="text1"/>
+          <w:sz w:val="28"/>
+          <w:szCs w:val="28"/>
+          <w:lang w:val="ru-RU"/>
+        </w:rPr>
+        <w:t> – когда права объединяются в роли (например, «бухгалтер», «менеджер») и даются сотрудникам по их роли. RBAC во многом унаследовал идею DAC, но вводит более гибкие наборы ролей.)</w:t>
+      </w:r>
+    </w:p>
+    <w:p>
+      <w:pPr>
+        <w:spacing w:line="360" w:lineRule="auto"/>
+        <w:jc w:val="center"/>
+        <w:rPr>
+          <w:rFonts w:ascii="Times New Roman" w:hAnsi="Times New Roman" w:cs="Times New Roman"/>
+          <w:b/>
+          <w:bCs/>
+          <w:color w:val="000000" w:themeColor="text1"/>
+          <w:sz w:val="32"/>
+          <w:szCs w:val="32"/>
+          <w:lang w:val="ru-RU"/>
+        </w:rPr>
+      </w:pPr>
+      <w:r>
+        <w:rPr>
+          <w:rFonts w:ascii="Times New Roman" w:hAnsi="Times New Roman" w:cs="Times New Roman"/>
+          <w:b/>
+          <w:bCs/>
+          <w:color w:val="000000" w:themeColor="text1"/>
+          <w:sz w:val="32"/>
+          <w:szCs w:val="32"/>
+          <w:highlight w:val="yellow"/>
+          <w:lang w:val="ru-RU"/>
+        </w:rPr>
+        <w:t>Заключение</w:t>
+      </w:r>
+    </w:p>
+    <w:p>
+      <w:pPr>
+        <w:spacing w:line="360" w:lineRule="auto"/>
+        <w:ind w:firstLine="709"/>
+        <w:jc w:val="both"/>
+        <w:rPr>
+          <w:rFonts w:ascii="Times New Roman" w:hAnsi="Times New Roman" w:cs="Times New Roman"/>
+          <w:color w:val="000000" w:themeColor="text1"/>
+          <w:sz w:val="28"/>
+          <w:szCs w:val="28"/>
+          <w:lang w:val="ru-RU"/>
+        </w:rPr>
+      </w:pPr>
+      <w:r>
+        <w:rPr>
+          <w:rFonts w:ascii="Times New Roman" w:hAnsi="Times New Roman" w:cs="Times New Roman"/>
+          <w:color w:val="000000" w:themeColor="text1"/>
+          <w:sz w:val="28"/>
+          <w:szCs w:val="28"/>
+          <w:lang w:val="ru-RU"/>
+        </w:rPr>
+        <w:t>Дискреционный и мандатный принципы доступа – два фундаментальных подхода к управлению правами в информационных системах. </w:t>
+      </w:r>
+      <w:r>
+        <w:rPr>
+          <w:rFonts w:ascii="Times New Roman" w:hAnsi="Times New Roman" w:cs="Times New Roman"/>
+          <w:b/>
+          <w:bCs/>
+          <w:color w:val="000000" w:themeColor="text1"/>
+          <w:sz w:val="28"/>
+          <w:szCs w:val="28"/>
+          <w:lang w:val="ru-RU"/>
+        </w:rPr>
+        <w:t>Дискреционный контроль</w:t>
+      </w:r>
+      <w:r>
+        <w:rPr>
+          <w:rFonts w:ascii="Times New Roman" w:hAnsi="Times New Roman" w:cs="Times New Roman"/>
+          <w:color w:val="000000" w:themeColor="text1"/>
+          <w:sz w:val="28"/>
+          <w:szCs w:val="28"/>
+          <w:lang w:val="ru-RU"/>
+        </w:rPr>
+        <w:t> даёт владельцу ресурса </w:t>
+      </w:r>
+      <w:r>
+        <w:rPr>
+          <w:rFonts w:ascii="Times New Roman" w:hAnsi="Times New Roman" w:cs="Times New Roman"/>
+          <w:b/>
+          <w:bCs/>
+          <w:color w:val="000000" w:themeColor="text1"/>
+          <w:sz w:val="28"/>
+          <w:szCs w:val="28"/>
+          <w:lang w:val="ru-RU"/>
+        </w:rPr>
+        <w:t>свободу устанавливать права</w:t>
+      </w:r>
+      <w:r>
+        <w:rPr>
+          <w:rFonts w:ascii="Times New Roman" w:hAnsi="Times New Roman" w:cs="Times New Roman"/>
+          <w:color w:val="000000" w:themeColor="text1"/>
+          <w:sz w:val="28"/>
+          <w:szCs w:val="28"/>
+          <w:lang w:val="ru-RU"/>
+        </w:rPr>
+        <w:t>, что удобно в повседневных системах, но может вести к непреднамеренным просчётам безопасности. </w:t>
+      </w:r>
+      <w:r>
+        <w:rPr>
+          <w:rFonts w:ascii="Times New Roman" w:hAnsi="Times New Roman" w:cs="Times New Roman"/>
+          <w:b/>
+          <w:bCs/>
+          <w:color w:val="000000" w:themeColor="text1"/>
+          <w:sz w:val="28"/>
+          <w:szCs w:val="28"/>
+          <w:lang w:val="ru-RU"/>
+        </w:rPr>
+        <w:t>Мандатный контроль</w:t>
+      </w:r>
+      <w:r>
+        <w:rPr>
+          <w:rFonts w:ascii="Times New Roman" w:hAnsi="Times New Roman" w:cs="Times New Roman"/>
+          <w:color w:val="000000" w:themeColor="text1"/>
+          <w:sz w:val="28"/>
+          <w:szCs w:val="28"/>
+          <w:lang w:val="ru-RU"/>
+        </w:rPr>
+        <w:t> опирается на </w:t>
+      </w:r>
+      <w:r>
+        <w:rPr>
+          <w:rFonts w:ascii="Times New Roman" w:hAnsi="Times New Roman" w:cs="Times New Roman"/>
+          <w:b/>
+          <w:bCs/>
+          <w:color w:val="000000" w:themeColor="text1"/>
+          <w:sz w:val="28"/>
+          <w:szCs w:val="28"/>
+          <w:lang w:val="ru-RU"/>
+        </w:rPr>
+        <w:t>жёсткие политики и метки безопасности</w:t>
+      </w:r>
+      <w:r>
+        <w:rPr>
+          <w:rFonts w:ascii="Times New Roman" w:hAnsi="Times New Roman" w:cs="Times New Roman"/>
+          <w:color w:val="000000" w:themeColor="text1"/>
+          <w:sz w:val="28"/>
+          <w:szCs w:val="28"/>
+          <w:lang w:val="ru-RU"/>
+        </w:rPr>
+        <w:t>, что обеспечивает сильную защиту конфиденциальности, но требует серьёзного администрирования. Важно понимать эти различия и применять подходящую модель или их сочетание в зависимости от задач: в простых системах часто хватает DAC, а в системах с секретными данными – требуется MAC. Независимо от выбранной модели, для надёжной защиты необходимо регулярно </w:t>
+      </w:r>
+      <w:proofErr w:type="spellStart"/>
+      <w:r>
+        <w:rPr>
+          <w:rFonts w:ascii="Times New Roman" w:hAnsi="Times New Roman" w:cs="Times New Roman"/>
+          <w:b/>
+          <w:bCs/>
+          <w:color w:val="000000" w:themeColor="text1"/>
+          <w:sz w:val="28"/>
+          <w:szCs w:val="28"/>
+          <w:lang w:val="ru-RU"/>
+        </w:rPr>
+        <w:t>аудитировать</w:t>
+      </w:r>
+      <w:proofErr w:type="spellEnd"/>
+      <w:r>
+        <w:rPr>
+          <w:rFonts w:ascii="Times New Roman" w:hAnsi="Times New Roman" w:cs="Times New Roman"/>
+          <w:b/>
+          <w:bCs/>
+          <w:color w:val="000000" w:themeColor="text1"/>
+          <w:sz w:val="28"/>
+          <w:szCs w:val="28"/>
+          <w:lang w:val="ru-RU"/>
+        </w:rPr>
+        <w:t xml:space="preserve"> права доступа</w:t>
+      </w:r>
+      <w:r>
+        <w:rPr>
+          <w:rFonts w:ascii="Times New Roman" w:hAnsi="Times New Roman" w:cs="Times New Roman"/>
+          <w:color w:val="000000" w:themeColor="text1"/>
+          <w:sz w:val="28"/>
+          <w:szCs w:val="28"/>
+          <w:lang w:val="ru-RU"/>
+        </w:rPr>
+        <w:t> и следить за тем, чтобы пользователи имели ровно те привилегии, которые нужны для работы (принцип наименьших привилегий)</w:t>
+      </w:r>
     </w:p>
     <w:sectPr>
       <w:footnotePr>
